--- a/Guia_Pruebas_SmartSecurity_Tickets.docx
+++ b/Guia_Pruebas_SmartSecurity_Tickets.docx
@@ -35,19 +35,8 @@
           <w:sz w:val="56"/>
           <w:lang w:val="es-CO"/>
         </w:rPr>
-        <w:t xml:space="preserve">Smart Security </w:t>
+        <w:t>Smart Security Tickets</w:t>
       </w:r>
-      <w:proofErr w:type="gramStart"/>
-      <w:r>
-        <w:rPr>
-          <w:b/>
-          <w:color w:val="1A2C4E"/>
-          <w:sz w:val="56"/>
-          <w:lang w:val="es-CO"/>
-        </w:rPr>
-        <w:t>Tickets</w:t>
-      </w:r>
-      <w:proofErr w:type="gramEnd"/>
     </w:p>
     <w:p>
       <w:pPr>
@@ -95,7 +84,6 @@
             <w:shd w:val="clear" w:color="auto" w:fill="1E407A"/>
           </w:tcPr>
           <w:p>
-            <w:proofErr w:type="spellStart"/>
             <w:r>
               <w:rPr>
                 <w:b/>
@@ -104,7 +92,6 @@
               </w:rPr>
               <w:t>Versión</w:t>
             </w:r>
-            <w:proofErr w:type="spellEnd"/>
           </w:p>
         </w:tc>
         <w:tc>
@@ -326,7 +313,6 @@
                 <w:lang w:val="es-CO"/>
               </w:rPr>
             </w:pPr>
-            <w:proofErr w:type="gramStart"/>
             <w:r>
               <w:rPr>
                 <w:sz w:val="19"/>
@@ -338,15 +324,7 @@
                 <w:sz w:val="19"/>
                 <w:lang w:val="es-CO"/>
               </w:rPr>
-              <w:t xml:space="preserve">  URL</w:t>
-            </w:r>
-            <w:proofErr w:type="gramEnd"/>
-            <w:r>
-              <w:rPr>
-                <w:sz w:val="19"/>
-                <w:lang w:val="es-CO"/>
-              </w:rPr>
-              <w:t xml:space="preserve"> del sistema: http://localhost:3000</w:t>
+              <w:t xml:space="preserve">  URL del sistema: http://localhost:3000</w:t>
             </w:r>
             <w:r>
               <w:rPr>
@@ -648,23 +626,7 @@
                 <w:sz w:val="18"/>
                 <w:lang w:val="es-CO"/>
               </w:rPr>
-              <w:t xml:space="preserve">Atender y cerrar </w:t>
-            </w:r>
-            <w:proofErr w:type="gramStart"/>
-            <w:r>
-              <w:rPr>
-                <w:sz w:val="18"/>
-                <w:lang w:val="es-CO"/>
-              </w:rPr>
-              <w:t>tickets</w:t>
-            </w:r>
-            <w:proofErr w:type="gramEnd"/>
-            <w:r>
-              <w:rPr>
-                <w:sz w:val="18"/>
-                <w:lang w:val="es-CO"/>
-              </w:rPr>
-              <w:t xml:space="preserve"> asignados</w:t>
+              <w:t>Atender y cerrar tickets asignados</w:t>
             </w:r>
           </w:p>
         </w:tc>
@@ -676,19 +638,11 @@
             <w:shd w:val="clear" w:color="auto" w:fill="F0F9FF"/>
           </w:tcPr>
           <w:p>
-            <w:proofErr w:type="spellStart"/>
-            <w:r>
-              <w:rPr>
-                <w:sz w:val="18"/>
-              </w:rPr>
-              <w:t>Agente</w:t>
-            </w:r>
-            <w:proofErr w:type="spellEnd"/>
-            <w:r>
-              <w:rPr>
-                <w:sz w:val="18"/>
-              </w:rPr>
-              <w:t xml:space="preserve"> RRHH</w:t>
+            <w:r>
+              <w:rPr>
+                <w:sz w:val="18"/>
+              </w:rPr>
+              <w:t>Agente RRHH</w:t>
             </w:r>
           </w:p>
         </w:tc>
@@ -736,23 +690,7 @@
                 <w:sz w:val="18"/>
                 <w:lang w:val="es-CO"/>
               </w:rPr>
-              <w:t xml:space="preserve">Atender y cerrar </w:t>
-            </w:r>
-            <w:proofErr w:type="gramStart"/>
-            <w:r>
-              <w:rPr>
-                <w:sz w:val="18"/>
-                <w:lang w:val="es-CO"/>
-              </w:rPr>
-              <w:t>tickets</w:t>
-            </w:r>
-            <w:proofErr w:type="gramEnd"/>
-            <w:r>
-              <w:rPr>
-                <w:sz w:val="18"/>
-                <w:lang w:val="es-CO"/>
-              </w:rPr>
-              <w:t xml:space="preserve"> asignados</w:t>
+              <w:t>Atender y cerrar tickets asignados</w:t>
             </w:r>
           </w:p>
         </w:tc>
@@ -764,14 +702,12 @@
             <w:shd w:val="clear" w:color="auto" w:fill="FFFFFF"/>
           </w:tcPr>
           <w:p>
-            <w:proofErr w:type="spellStart"/>
             <w:r>
               <w:rPr>
                 <w:sz w:val="18"/>
               </w:rPr>
               <w:t>Solicitante</w:t>
             </w:r>
-            <w:proofErr w:type="spellEnd"/>
           </w:p>
         </w:tc>
         <w:tc>
@@ -818,17 +754,8 @@
                 <w:sz w:val="18"/>
                 <w:lang w:val="es-CO"/>
               </w:rPr>
-              <w:t xml:space="preserve">Crear y seguir sus </w:t>
-            </w:r>
-            <w:proofErr w:type="gramStart"/>
-            <w:r>
-              <w:rPr>
-                <w:sz w:val="18"/>
-                <w:lang w:val="es-CO"/>
-              </w:rPr>
-              <w:t>tickets</w:t>
-            </w:r>
-            <w:proofErr w:type="gramEnd"/>
+              <w:t>Crear y seguir sus tickets</w:t>
+            </w:r>
           </w:p>
         </w:tc>
       </w:tr>
@@ -869,23 +796,13 @@
                 <w:lang w:val="es-CO"/>
               </w:rPr>
             </w:pPr>
-            <w:proofErr w:type="gramStart"/>
             <w:r>
               <w:rPr>
                 <w:color w:val="991B1B"/>
                 <w:sz w:val="19"/>
                 <w:lang w:val="es-CO"/>
               </w:rPr>
-              <w:t>⚠  En</w:t>
-            </w:r>
-            <w:proofErr w:type="gramEnd"/>
-            <w:r>
-              <w:rPr>
-                <w:color w:val="991B1B"/>
-                <w:sz w:val="19"/>
-                <w:lang w:val="es-CO"/>
-              </w:rPr>
-              <w:t xml:space="preserve"> cada bloque de pruebas se indica con qué usuario debes estar conectado antes de ejecutar los pasos.</w:t>
+              <w:t>⚠  En cada bloque de pruebas se indica con qué usuario debes estar conectado antes de ejecutar los pasos.</w:t>
             </w:r>
           </w:p>
         </w:tc>
@@ -1088,25 +1005,7 @@
                 <w:sz w:val="18"/>
                 <w:lang w:val="es-CO"/>
               </w:rPr>
-              <w:t xml:space="preserve">Se muestra la pantalla de </w:t>
-            </w:r>
-            <w:proofErr w:type="spellStart"/>
-            <w:r>
-              <w:rPr>
-                <w:color w:val="166534"/>
-                <w:sz w:val="18"/>
-                <w:lang w:val="es-CO"/>
-              </w:rPr>
-              <w:t>login</w:t>
-            </w:r>
-            <w:proofErr w:type="spellEnd"/>
-            <w:r>
-              <w:rPr>
-                <w:color w:val="166534"/>
-                <w:sz w:val="18"/>
-                <w:lang w:val="es-CO"/>
-              </w:rPr>
-              <w:t xml:space="preserve"> con logo SS, campo email y contraseña</w:t>
+              <w:t>Se muestra la pantalla de login con logo SS, campo email y contraseña</w:t>
             </w:r>
           </w:p>
         </w:tc>
@@ -1145,39 +1044,7 @@
                 <w:sz w:val="18"/>
                 <w:lang w:val="es-CO"/>
               </w:rPr>
-              <w:t xml:space="preserve">Ingresar email: </w:t>
-            </w:r>
-            <w:proofErr w:type="gramStart"/>
-            <w:r>
-              <w:rPr>
-                <w:sz w:val="18"/>
-                <w:lang w:val="es-CO"/>
-              </w:rPr>
-              <w:t>admin@smartsecurity.com.co  /</w:t>
-            </w:r>
-            <w:proofErr w:type="gramEnd"/>
-            <w:r>
-              <w:rPr>
-                <w:sz w:val="18"/>
-                <w:lang w:val="es-CO"/>
-              </w:rPr>
-              <w:t xml:space="preserve">  Contraseña: </w:t>
-            </w:r>
-            <w:proofErr w:type="gramStart"/>
-            <w:r>
-              <w:rPr>
-                <w:sz w:val="18"/>
-                <w:lang w:val="es-CO"/>
-              </w:rPr>
-              <w:t>Admin123!</w:t>
-            </w:r>
-            <w:proofErr w:type="gramEnd"/>
-            <w:r>
-              <w:rPr>
-                <w:sz w:val="18"/>
-                <w:lang w:val="es-CO"/>
-              </w:rPr>
-              <w:t xml:space="preserve"> y hacer clic en 'Ingresar'</w:t>
+              <w:t>Ingresar email: admin@smartsecurity.com.co  /  Contraseña: Admin123! y hacer clic en 'Ingresar'</w:t>
             </w:r>
           </w:p>
         </w:tc>
@@ -1198,25 +1065,7 @@
                 <w:sz w:val="18"/>
                 <w:lang w:val="es-CO"/>
               </w:rPr>
-              <w:t xml:space="preserve">El sistema redirige al </w:t>
-            </w:r>
-            <w:proofErr w:type="spellStart"/>
-            <w:r>
-              <w:rPr>
-                <w:color w:val="166534"/>
-                <w:sz w:val="18"/>
-                <w:lang w:val="es-CO"/>
-              </w:rPr>
-              <w:t>Dashboard</w:t>
-            </w:r>
-            <w:proofErr w:type="spellEnd"/>
-            <w:r>
-              <w:rPr>
-                <w:color w:val="166534"/>
-                <w:sz w:val="18"/>
-                <w:lang w:val="es-CO"/>
-              </w:rPr>
-              <w:t xml:space="preserve"> principal</w:t>
+              <w:t>El sistema redirige al Dashboard principal</w:t>
             </w:r>
           </w:p>
         </w:tc>
@@ -1276,18 +1125,8 @@
                 <w:sz w:val="18"/>
                 <w:lang w:val="es-CO"/>
               </w:rPr>
-              <w:t xml:space="preserve">Nombre e icono de rol visibles en el </w:t>
-            </w:r>
-            <w:proofErr w:type="spellStart"/>
-            <w:r>
-              <w:rPr>
-                <w:color w:val="166534"/>
-                <w:sz w:val="18"/>
-                <w:lang w:val="es-CO"/>
-              </w:rPr>
-              <w:t>sidebar</w:t>
-            </w:r>
-            <w:proofErr w:type="spellEnd"/>
+              <w:t>Nombre e icono de rol visibles en el sidebar</w:t>
+            </w:r>
           </w:p>
         </w:tc>
       </w:tr>
@@ -1346,18 +1185,8 @@
                 <w:sz w:val="18"/>
                 <w:lang w:val="es-CO"/>
               </w:rPr>
-              <w:t xml:space="preserve">El sistema redirige de nuevo a la pantalla de </w:t>
-            </w:r>
-            <w:proofErr w:type="spellStart"/>
-            <w:r>
-              <w:rPr>
-                <w:color w:val="166534"/>
-                <w:sz w:val="18"/>
-                <w:lang w:val="es-CO"/>
-              </w:rPr>
-              <w:t>login</w:t>
-            </w:r>
-            <w:proofErr w:type="spellEnd"/>
+              <w:t>El sistema redirige de nuevo a la pantalla de login</w:t>
+            </w:r>
           </w:p>
         </w:tc>
       </w:tr>
@@ -1418,21 +1247,7 @@
               <w:rPr>
                 <w:lang w:val="es-CO"/>
               </w:rPr>
-              <w:t xml:space="preserve">Se toma evidencia de ingresar al </w:t>
-            </w:r>
-            <w:proofErr w:type="spellStart"/>
-            <w:r>
-              <w:rPr>
-                <w:lang w:val="es-CO"/>
-              </w:rPr>
-              <w:t>login</w:t>
-            </w:r>
-            <w:proofErr w:type="spellEnd"/>
-            <w:r>
-              <w:rPr>
-                <w:lang w:val="es-CO"/>
-              </w:rPr>
-              <w:t xml:space="preserve"> </w:t>
+              <w:t xml:space="preserve">Se toma evidencia de ingresar al login </w:t>
             </w:r>
           </w:p>
           <w:p>
@@ -1556,16 +1371,8 @@
                 <w:lang w:val="es-CO"/>
               </w:rPr>
               <w:lastRenderedPageBreak/>
-              <w:t xml:space="preserve">Se ingresa el usuario y contraseña de </w:t>
-            </w:r>
-            <w:proofErr w:type="spellStart"/>
-            <w:r>
-              <w:rPr>
-                <w:lang w:val="es-CO"/>
-              </w:rPr>
-              <w:t>Admin</w:t>
-            </w:r>
-            <w:proofErr w:type="spellEnd"/>
+              <w:t>Se ingresa el usuario y contraseña de Admin</w:t>
+            </w:r>
           </w:p>
           <w:p>
             <w:pPr>
@@ -1625,21 +1432,7 @@
               <w:rPr>
                 <w:lang w:val="es-CO"/>
               </w:rPr>
-              <w:t xml:space="preserve">Se ingresa a la pantalla de </w:t>
-            </w:r>
-            <w:proofErr w:type="spellStart"/>
-            <w:r>
-              <w:rPr>
-                <w:lang w:val="es-CO"/>
-              </w:rPr>
-              <w:t>Dashboard</w:t>
-            </w:r>
-            <w:proofErr w:type="spellEnd"/>
-            <w:r>
-              <w:rPr>
-                <w:lang w:val="es-CO"/>
-              </w:rPr>
-              <w:t xml:space="preserve"> y se verifica que el usuario al cual ingreso es administrador</w:t>
+              <w:t>Se ingresa a la pantalla de Dashboard y se verifica que el usuario al cual ingreso es administrador</w:t>
             </w:r>
           </w:p>
           <w:p>
@@ -1787,19 +1580,8 @@
                 <w:sz w:val="18"/>
                 <w:lang w:val="es-CO"/>
               </w:rPr>
-              <w:t xml:space="preserve">[ Pegar evidencia / captura de pantalla </w:t>
-            </w:r>
-            <w:proofErr w:type="gramStart"/>
-            <w:r>
-              <w:rPr>
-                <w:i/>
-                <w:color w:val="9CA3AF"/>
-                <w:sz w:val="18"/>
-                <w:lang w:val="es-CO"/>
-              </w:rPr>
-              <w:t>aquí ]</w:t>
-            </w:r>
-            <w:proofErr w:type="gramEnd"/>
+              <w:t>[ Pegar evidencia / captura de pantalla aquí ]</w:t>
+            </w:r>
           </w:p>
         </w:tc>
       </w:tr>
@@ -1821,16 +1603,8 @@
         <w:rPr>
           <w:color w:val="1A2C4E"/>
         </w:rPr>
-        <w:t xml:space="preserve">2.2 Login </w:t>
+        <w:t>2.2 Login fallido</w:t>
       </w:r>
-      <w:proofErr w:type="spellStart"/>
-      <w:r>
-        <w:rPr>
-          <w:color w:val="1A2C4E"/>
-        </w:rPr>
-        <w:t>fallido</w:t>
-      </w:r>
-      <w:proofErr w:type="spellEnd"/>
     </w:p>
     <w:tbl>
       <w:tblPr>
@@ -1936,39 +1710,7 @@
                 <w:sz w:val="18"/>
                 <w:lang w:val="es-CO"/>
               </w:rPr>
-              <w:t xml:space="preserve">En la pantalla de </w:t>
-            </w:r>
-            <w:proofErr w:type="spellStart"/>
-            <w:r>
-              <w:rPr>
-                <w:sz w:val="18"/>
-                <w:lang w:val="es-CO"/>
-              </w:rPr>
-              <w:t>login</w:t>
-            </w:r>
-            <w:proofErr w:type="spellEnd"/>
-            <w:r>
-              <w:rPr>
-                <w:sz w:val="18"/>
-                <w:lang w:val="es-CO"/>
-              </w:rPr>
-              <w:t xml:space="preserve">, ingresar email: </w:t>
-            </w:r>
-            <w:proofErr w:type="gramStart"/>
-            <w:r>
-              <w:rPr>
-                <w:sz w:val="18"/>
-                <w:lang w:val="es-CO"/>
-              </w:rPr>
-              <w:t>admin@smartsecurity.com.co  /</w:t>
-            </w:r>
-            <w:proofErr w:type="gramEnd"/>
-            <w:r>
-              <w:rPr>
-                <w:sz w:val="18"/>
-                <w:lang w:val="es-CO"/>
-              </w:rPr>
-              <w:t xml:space="preserve">  Contraseña: incorrecta123</w:t>
+              <w:t>En la pantalla de login, ingresar email: admin@smartsecurity.com.co  /  Contraseña: incorrecta123</w:t>
             </w:r>
           </w:p>
         </w:tc>
@@ -2049,18 +1791,8 @@
                 <w:sz w:val="18"/>
                 <w:lang w:val="es-CO"/>
               </w:rPr>
-              <w:t>El sistema redirige automáticamente a /</w:t>
-            </w:r>
-            <w:proofErr w:type="spellStart"/>
-            <w:r>
-              <w:rPr>
-                <w:color w:val="166534"/>
-                <w:sz w:val="18"/>
-                <w:lang w:val="es-CO"/>
-              </w:rPr>
-              <w:t>login</w:t>
-            </w:r>
-            <w:proofErr w:type="spellEnd"/>
+              <w:t>El sistema redirige automáticamente a /login</w:t>
+            </w:r>
           </w:p>
         </w:tc>
       </w:tr>
@@ -2179,21 +1911,7 @@
               <w:rPr>
                 <w:lang w:val="es-CO"/>
               </w:rPr>
-              <w:t xml:space="preserve">Se ingresa por medio de esta </w:t>
-            </w:r>
-            <w:proofErr w:type="spellStart"/>
-            <w:r>
-              <w:rPr>
-                <w:lang w:val="es-CO"/>
-              </w:rPr>
-              <w:t>url</w:t>
-            </w:r>
-            <w:proofErr w:type="spellEnd"/>
-            <w:r>
-              <w:rPr>
-                <w:lang w:val="es-CO"/>
-              </w:rPr>
-              <w:t xml:space="preserve"> </w:t>
+              <w:t xml:space="preserve">Se ingresa por medio de esta url </w:t>
             </w:r>
             <w:hyperlink r:id="rId11" w:history="1">
               <w:r>
@@ -2369,19 +2087,8 @@
                 <w:sz w:val="18"/>
                 <w:lang w:val="es-CO"/>
               </w:rPr>
-              <w:t xml:space="preserve">[ Pegar evidencia / captura de pantalla </w:t>
-            </w:r>
-            <w:proofErr w:type="gramStart"/>
-            <w:r>
-              <w:rPr>
-                <w:i/>
-                <w:color w:val="9CA3AF"/>
-                <w:sz w:val="18"/>
-                <w:lang w:val="es-CO"/>
-              </w:rPr>
-              <w:t>aquí ]</w:t>
-            </w:r>
-            <w:proofErr w:type="gramEnd"/>
+              <w:t>[ Pegar evidencia / captura de pantalla aquí ]</w:t>
+            </w:r>
           </w:p>
         </w:tc>
       </w:tr>
@@ -2407,23 +2114,7 @@
           <w:color w:val="1A2C4E"/>
           <w:lang w:val="es-CO"/>
         </w:rPr>
-        <w:t xml:space="preserve">2.3 Verificar acceso por rol (Solicitante no ve </w:t>
-      </w:r>
-      <w:proofErr w:type="spellStart"/>
-      <w:r>
-        <w:rPr>
-          <w:color w:val="1A2C4E"/>
-          <w:lang w:val="es-CO"/>
-        </w:rPr>
-        <w:t>Admin</w:t>
-      </w:r>
-      <w:proofErr w:type="spellEnd"/>
-      <w:r>
-        <w:rPr>
-          <w:color w:val="1A2C4E"/>
-          <w:lang w:val="es-CO"/>
-        </w:rPr>
-        <w:t>)</w:t>
+        <w:t>2.3 Verificar acceso por rol (Solicitante no ve Admin)</w:t>
       </w:r>
     </w:p>
     <w:p>
@@ -2561,23 +2252,7 @@
                 <w:color w:val="166534"/>
                 <w:sz w:val="18"/>
               </w:rPr>
-              <w:t xml:space="preserve">Dashboard visible, sidebar </w:t>
-            </w:r>
-            <w:proofErr w:type="spellStart"/>
-            <w:r>
-              <w:rPr>
-                <w:color w:val="166534"/>
-                <w:sz w:val="18"/>
-              </w:rPr>
-              <w:t>muestra</w:t>
-            </w:r>
-            <w:proofErr w:type="spellEnd"/>
-            <w:r>
-              <w:rPr>
-                <w:color w:val="166534"/>
-                <w:sz w:val="18"/>
-              </w:rPr>
-              <w:t>: Dashboard, Mis Tickets</w:t>
+              <w:t>Dashboard visible, sidebar muestra: Dashboard, Mis Tickets</w:t>
             </w:r>
           </w:p>
         </w:tc>
@@ -2632,64 +2307,14 @@
                 <w:sz w:val="18"/>
                 <w:lang w:val="es-CO"/>
               </w:rPr>
-              <w:t>El sistema redirige a /</w:t>
-            </w:r>
-            <w:proofErr w:type="spellStart"/>
+              <w:t xml:space="preserve">El sistema redirige a /login o muestra pantalla de acceso denegado. </w:t>
+            </w:r>
             <w:r>
               <w:rPr>
                 <w:color w:val="166534"/>
                 <w:sz w:val="18"/>
-                <w:lang w:val="es-CO"/>
-              </w:rPr>
-              <w:t>login</w:t>
-            </w:r>
-            <w:proofErr w:type="spellEnd"/>
-            <w:r>
-              <w:rPr>
-                <w:color w:val="166534"/>
-                <w:sz w:val="18"/>
-                <w:lang w:val="es-CO"/>
-              </w:rPr>
-              <w:t xml:space="preserve"> o muestra pantalla de acceso denegado. </w:t>
-            </w:r>
-            <w:r>
-              <w:rPr>
-                <w:color w:val="166534"/>
-                <w:sz w:val="18"/>
-              </w:rPr>
-              <w:t xml:space="preserve">El </w:t>
-            </w:r>
-            <w:proofErr w:type="spellStart"/>
-            <w:r>
-              <w:rPr>
-                <w:color w:val="166534"/>
-                <w:sz w:val="18"/>
-              </w:rPr>
-              <w:t>menú</w:t>
-            </w:r>
-            <w:proofErr w:type="spellEnd"/>
-            <w:r>
-              <w:rPr>
-                <w:color w:val="166534"/>
-                <w:sz w:val="18"/>
-              </w:rPr>
-              <w:t xml:space="preserve"> 'Admin' NO </w:t>
-            </w:r>
-            <w:proofErr w:type="spellStart"/>
-            <w:r>
-              <w:rPr>
-                <w:color w:val="166534"/>
-                <w:sz w:val="18"/>
-              </w:rPr>
-              <w:t>aparece</w:t>
-            </w:r>
-            <w:proofErr w:type="spellEnd"/>
-            <w:r>
-              <w:rPr>
-                <w:color w:val="166534"/>
-                <w:sz w:val="18"/>
-              </w:rPr>
-              <w:t xml:space="preserve"> en el sidebar</w:t>
+              </w:rPr>
+              <w:t>El menú 'Admin' NO aparece en el sidebar</w:t>
             </w:r>
           </w:p>
         </w:tc>
@@ -2743,18 +2368,8 @@
                 <w:sz w:val="18"/>
                 <w:lang w:val="es-CO"/>
               </w:rPr>
-              <w:t xml:space="preserve">Regresa a pantalla de </w:t>
-            </w:r>
-            <w:proofErr w:type="spellStart"/>
-            <w:r>
-              <w:rPr>
-                <w:color w:val="166534"/>
-                <w:sz w:val="18"/>
-                <w:lang w:val="es-CO"/>
-              </w:rPr>
-              <w:t>login</w:t>
-            </w:r>
-            <w:proofErr w:type="spellEnd"/>
+              <w:t>Regresa a pantalla de login</w:t>
+            </w:r>
           </w:p>
         </w:tc>
       </w:tr>
@@ -2838,7 +2453,6 @@
               <w:rPr>
                 <w:lang w:val="es-CO"/>
               </w:rPr>
-              <w:lastRenderedPageBreak/>
               <w:t>Se inicia sesión con un usuario solicitante</w:t>
             </w:r>
           </w:p>
@@ -2982,22 +2596,7 @@
               <w:rPr>
                 <w:lang w:val="es-CO"/>
               </w:rPr>
-              <w:lastRenderedPageBreak/>
-              <w:t xml:space="preserve">Se trata navegar a esta </w:t>
-            </w:r>
-            <w:proofErr w:type="spellStart"/>
-            <w:r>
-              <w:rPr>
-                <w:lang w:val="es-CO"/>
-              </w:rPr>
-              <w:t>url</w:t>
-            </w:r>
-            <w:proofErr w:type="spellEnd"/>
-            <w:r>
-              <w:rPr>
-                <w:lang w:val="es-CO"/>
-              </w:rPr>
-              <w:t xml:space="preserve"> </w:t>
+              <w:t xml:space="preserve">Se trata navegar a esta url </w:t>
             </w:r>
             <w:hyperlink r:id="rId16" w:history="1">
               <w:r>
@@ -3081,21 +2680,7 @@
               <w:rPr>
                 <w:lang w:val="es-CO"/>
               </w:rPr>
-              <w:t xml:space="preserve">Se cierra </w:t>
-            </w:r>
-            <w:proofErr w:type="spellStart"/>
-            <w:r>
-              <w:rPr>
-                <w:lang w:val="es-CO"/>
-              </w:rPr>
-              <w:t>login</w:t>
-            </w:r>
-            <w:proofErr w:type="spellEnd"/>
-            <w:r>
-              <w:rPr>
-                <w:lang w:val="es-CO"/>
-              </w:rPr>
-              <w:t xml:space="preserve"> de manera correcta</w:t>
+              <w:t>Se cierra login de manera correcta</w:t>
             </w:r>
           </w:p>
           <w:p>
@@ -3180,19 +2765,9 @@
                 <w:sz w:val="18"/>
                 <w:lang w:val="es-CO"/>
               </w:rPr>
-              <w:t xml:space="preserve">[ Pegar evidencia / captura de pantalla </w:t>
-            </w:r>
-            <w:proofErr w:type="gramStart"/>
-            <w:r>
-              <w:rPr>
-                <w:i/>
-                <w:color w:val="9CA3AF"/>
-                <w:sz w:val="18"/>
-                <w:lang w:val="es-CO"/>
-              </w:rPr>
-              <w:t>aquí ]</w:t>
-            </w:r>
-            <w:proofErr w:type="gramEnd"/>
+              <w:lastRenderedPageBreak/>
+              <w:t>[ Pegar evidencia / captura de pantalla aquí ]</w:t>
+            </w:r>
           </w:p>
         </w:tc>
       </w:tr>
@@ -3215,7 +2790,6 @@
         <w:rPr>
           <w:lang w:val="es-CO"/>
         </w:rPr>
-        <w:lastRenderedPageBreak/>
         <w:br w:type="page"/>
       </w:r>
     </w:p>
@@ -3263,21 +2837,7 @@
         <w:rPr>
           <w:color w:val="1A2C4E"/>
         </w:rPr>
-        <w:t xml:space="preserve">3.1 </w:t>
-      </w:r>
-      <w:proofErr w:type="spellStart"/>
-      <w:r>
-        <w:rPr>
-          <w:color w:val="1A2C4E"/>
-        </w:rPr>
-        <w:t>Visualización</w:t>
-      </w:r>
-      <w:proofErr w:type="spellEnd"/>
-      <w:r>
-        <w:rPr>
-          <w:color w:val="1A2C4E"/>
-        </w:rPr>
-        <w:t xml:space="preserve"> del Dashboard</w:t>
+        <w:t>3.1 Visualización del Dashboard</w:t>
       </w:r>
     </w:p>
     <w:tbl>
@@ -3384,39 +2944,7 @@
                 <w:sz w:val="18"/>
                 <w:lang w:val="es-CO"/>
               </w:rPr>
-              <w:t>Iniciar sesión como Administrador y navegar a la página principal (ícono '</w:t>
-            </w:r>
-            <w:proofErr w:type="spellStart"/>
-            <w:r>
-              <w:rPr>
-                <w:sz w:val="18"/>
-                <w:lang w:val="es-CO"/>
-              </w:rPr>
-              <w:t>Dashboard</w:t>
-            </w:r>
-            <w:proofErr w:type="spellEnd"/>
-            <w:r>
-              <w:rPr>
-                <w:sz w:val="18"/>
-                <w:lang w:val="es-CO"/>
-              </w:rPr>
-              <w:t xml:space="preserve">' en </w:t>
-            </w:r>
-            <w:proofErr w:type="spellStart"/>
-            <w:r>
-              <w:rPr>
-                <w:sz w:val="18"/>
-                <w:lang w:val="es-CO"/>
-              </w:rPr>
-              <w:t>sidebar</w:t>
-            </w:r>
-            <w:proofErr w:type="spellEnd"/>
-            <w:r>
-              <w:rPr>
-                <w:sz w:val="18"/>
-                <w:lang w:val="es-CO"/>
-              </w:rPr>
-              <w:t>)</w:t>
+              <w:t>Iniciar sesión como Administrador y navegar a la página principal (ícono 'Dashboard' en sidebar)</w:t>
             </w:r>
           </w:p>
         </w:tc>
@@ -3476,23 +3004,7 @@
                 <w:sz w:val="18"/>
                 <w:lang w:val="es-CO"/>
               </w:rPr>
-              <w:t>Verificar que se muestra la gráfica '</w:t>
-            </w:r>
-            <w:proofErr w:type="gramStart"/>
-            <w:r>
-              <w:rPr>
-                <w:sz w:val="18"/>
-                <w:lang w:val="es-CO"/>
-              </w:rPr>
-              <w:t>Tickets</w:t>
-            </w:r>
-            <w:proofErr w:type="gramEnd"/>
-            <w:r>
-              <w:rPr>
-                <w:sz w:val="18"/>
-                <w:lang w:val="es-CO"/>
-              </w:rPr>
-              <w:t xml:space="preserve"> por área' (barras horizontales)</w:t>
+              <w:t>Verificar que se muestra la gráfica 'Tickets por área' (barras horizontales)</w:t>
             </w:r>
           </w:p>
         </w:tc>
@@ -3773,22 +3285,7 @@
               <w:rPr>
                 <w:lang w:val="es-CO"/>
               </w:rPr>
-              <w:lastRenderedPageBreak/>
-              <w:t xml:space="preserve">Se verifica que se muestra los </w:t>
-            </w:r>
-            <w:proofErr w:type="gramStart"/>
-            <w:r>
-              <w:rPr>
-                <w:lang w:val="es-CO"/>
-              </w:rPr>
-              <w:t>tickets</w:t>
-            </w:r>
-            <w:proofErr w:type="gramEnd"/>
-            <w:r>
-              <w:rPr>
-                <w:lang w:val="es-CO"/>
-              </w:rPr>
-              <w:t xml:space="preserve"> que estén abiertos, procesos o resueltos</w:t>
+              <w:t>Se verifica que se muestra los tickets que estén abiertos, procesos o resueltos</w:t>
             </w:r>
           </w:p>
           <w:p>
@@ -3856,21 +3353,7 @@
               <w:rPr>
                 <w:lang w:val="es-CO"/>
               </w:rPr>
-              <w:t xml:space="preserve">Se verifica que los </w:t>
-            </w:r>
-            <w:proofErr w:type="gramStart"/>
-            <w:r>
-              <w:rPr>
-                <w:lang w:val="es-CO"/>
-              </w:rPr>
-              <w:t>tickets</w:t>
-            </w:r>
-            <w:proofErr w:type="gramEnd"/>
-            <w:r>
-              <w:rPr>
-                <w:lang w:val="es-CO"/>
-              </w:rPr>
-              <w:t xml:space="preserve"> se muestren de manera correcta en la gráfica de la dona</w:t>
+              <w:t>Se verifica que los tickets se muestren de manera correcta en la gráfica de la dona</w:t>
             </w:r>
           </w:p>
           <w:p>
@@ -4062,19 +3545,8 @@
                 <w:sz w:val="18"/>
                 <w:lang w:val="es-CO"/>
               </w:rPr>
-              <w:t xml:space="preserve">[ Pegar evidencia / captura de pantalla </w:t>
-            </w:r>
-            <w:proofErr w:type="gramStart"/>
-            <w:r>
-              <w:rPr>
-                <w:i/>
-                <w:color w:val="9CA3AF"/>
-                <w:sz w:val="18"/>
-                <w:lang w:val="es-CO"/>
-              </w:rPr>
-              <w:t>aquí ]</w:t>
-            </w:r>
-            <w:proofErr w:type="gramEnd"/>
+              <w:t>[ Pegar evidencia / captura de pantalla aquí ]</w:t>
+            </w:r>
           </w:p>
         </w:tc>
       </w:tr>
@@ -4100,23 +3572,7 @@
           <w:color w:val="1A2C4E"/>
           <w:lang w:val="es-CO"/>
         </w:rPr>
-        <w:t xml:space="preserve">3.2 </w:t>
-      </w:r>
-      <w:proofErr w:type="spellStart"/>
-      <w:r>
-        <w:rPr>
-          <w:color w:val="1A2C4E"/>
-          <w:lang w:val="es-CO"/>
-        </w:rPr>
-        <w:t>Dashboard</w:t>
-      </w:r>
-      <w:proofErr w:type="spellEnd"/>
-      <w:r>
-        <w:rPr>
-          <w:color w:val="1A2C4E"/>
-          <w:lang w:val="es-CO"/>
-        </w:rPr>
-        <w:t xml:space="preserve"> como Supervisor</w:t>
+        <w:t>3.2 Dashboard como Supervisor</w:t>
       </w:r>
     </w:p>
     <w:p>
@@ -4239,17 +3695,8 @@
                 <w:sz w:val="18"/>
                 <w:lang w:val="es-CO"/>
               </w:rPr>
-              <w:t xml:space="preserve">Iniciar sesión como Supervisor y abrir el </w:t>
-            </w:r>
-            <w:proofErr w:type="spellStart"/>
-            <w:r>
-              <w:rPr>
-                <w:sz w:val="18"/>
-                <w:lang w:val="es-CO"/>
-              </w:rPr>
-              <w:t>Dashboard</w:t>
-            </w:r>
-            <w:proofErr w:type="spellEnd"/>
+              <w:t>Iniciar sesión como Supervisor y abrir el Dashboard</w:t>
+            </w:r>
           </w:p>
         </w:tc>
         <w:tc>
@@ -4269,18 +3716,8 @@
                 <w:sz w:val="18"/>
                 <w:lang w:val="es-CO"/>
               </w:rPr>
-              <w:t xml:space="preserve">Se muestran las mismas estadísticas y gráficas que el </w:t>
-            </w:r>
-            <w:proofErr w:type="spellStart"/>
-            <w:r>
-              <w:rPr>
-                <w:color w:val="166534"/>
-                <w:sz w:val="18"/>
-                <w:lang w:val="es-CO"/>
-              </w:rPr>
-              <w:t>admin</w:t>
-            </w:r>
-            <w:proofErr w:type="spellEnd"/>
+              <w:t>Se muestran las mismas estadísticas y gráficas que el admin</w:t>
+            </w:r>
           </w:p>
         </w:tc>
       </w:tr>
@@ -4544,19 +3981,8 @@
                 <w:sz w:val="18"/>
                 <w:lang w:val="es-CO"/>
               </w:rPr>
-              <w:t xml:space="preserve">[ Pegar evidencia / captura de pantalla </w:t>
-            </w:r>
-            <w:proofErr w:type="gramStart"/>
-            <w:r>
-              <w:rPr>
-                <w:i/>
-                <w:color w:val="9CA3AF"/>
-                <w:sz w:val="18"/>
-                <w:lang w:val="es-CO"/>
-              </w:rPr>
-              <w:t>aquí ]</w:t>
-            </w:r>
-            <w:proofErr w:type="gramEnd"/>
+              <w:t>[ Pegar evidencia / captura de pantalla aquí ]</w:t>
+            </w:r>
           </w:p>
         </w:tc>
       </w:tr>
@@ -4582,23 +4008,7 @@
           <w:color w:val="1A2C4E"/>
           <w:lang w:val="es-CO"/>
         </w:rPr>
-        <w:t xml:space="preserve">3.3 </w:t>
-      </w:r>
-      <w:proofErr w:type="spellStart"/>
-      <w:r>
-        <w:rPr>
-          <w:color w:val="1A2C4E"/>
-          <w:lang w:val="es-CO"/>
-        </w:rPr>
-        <w:t>Dashboard</w:t>
-      </w:r>
-      <w:proofErr w:type="spellEnd"/>
-      <w:r>
-        <w:rPr>
-          <w:color w:val="1A2C4E"/>
-          <w:lang w:val="es-CO"/>
-        </w:rPr>
-        <w:t xml:space="preserve"> como Agente (vista limitada)</w:t>
+        <w:t>3.3 Dashboard como Agente (vista limitada)</w:t>
       </w:r>
     </w:p>
     <w:p>
@@ -4721,17 +4131,8 @@
                 <w:sz w:val="18"/>
                 <w:lang w:val="es-CO"/>
               </w:rPr>
-              <w:t xml:space="preserve">Iniciar sesión como Agente TI y abrir el </w:t>
-            </w:r>
-            <w:proofErr w:type="spellStart"/>
-            <w:r>
-              <w:rPr>
-                <w:sz w:val="18"/>
-                <w:lang w:val="es-CO"/>
-              </w:rPr>
-              <w:t>Dashboard</w:t>
-            </w:r>
-            <w:proofErr w:type="spellEnd"/>
+              <w:t>Iniciar sesión como Agente TI y abrir el Dashboard</w:t>
+            </w:r>
           </w:p>
         </w:tc>
         <w:tc>
@@ -4960,19 +4361,8 @@
                 <w:sz w:val="18"/>
                 <w:lang w:val="es-CO"/>
               </w:rPr>
-              <w:t xml:space="preserve">[ Pegar evidencia / captura de pantalla </w:t>
-            </w:r>
-            <w:proofErr w:type="gramStart"/>
-            <w:r>
-              <w:rPr>
-                <w:i/>
-                <w:color w:val="9CA3AF"/>
-                <w:sz w:val="18"/>
-                <w:lang w:val="es-CO"/>
-              </w:rPr>
-              <w:t>aquí ]</w:t>
-            </w:r>
-            <w:proofErr w:type="gramEnd"/>
+              <w:t>[ Pegar evidencia / captura de pantalla aquí ]</w:t>
+            </w:r>
           </w:p>
         </w:tc>
       </w:tr>
@@ -5014,25 +4404,7 @@
           <w:lang w:val="es-CO"/>
         </w:rPr>
         <w:lastRenderedPageBreak/>
-        <w:t xml:space="preserve">4. PRUEBAS DE </w:t>
-      </w:r>
-      <w:proofErr w:type="gramStart"/>
-      <w:r>
-        <w:rPr>
-          <w:color w:val="FFFFFF"/>
-          <w:sz w:val="32"/>
-          <w:lang w:val="es-CO"/>
-        </w:rPr>
-        <w:t>TICKETS</w:t>
-      </w:r>
-      <w:proofErr w:type="gramEnd"/>
-      <w:r>
-        <w:rPr>
-          <w:color w:val="FFFFFF"/>
-          <w:sz w:val="32"/>
-          <w:lang w:val="es-CO"/>
-        </w:rPr>
-        <w:t xml:space="preserve"> — SOLICITANTE</w:t>
+        <w:t>4. PRUEBAS DE TICKETS — SOLICITANTE</w:t>
       </w:r>
     </w:p>
     <w:p>
@@ -5215,55 +4587,7 @@
                 <w:sz w:val="18"/>
                 <w:lang w:val="es-CO"/>
               </w:rPr>
-              <w:t>Hacer clic en '</w:t>
-            </w:r>
-            <w:proofErr w:type="gramStart"/>
-            <w:r>
-              <w:rPr>
-                <w:sz w:val="18"/>
-                <w:lang w:val="es-CO"/>
-              </w:rPr>
-              <w:t>Tickets</w:t>
-            </w:r>
-            <w:proofErr w:type="gramEnd"/>
-            <w:r>
-              <w:rPr>
-                <w:sz w:val="18"/>
-                <w:lang w:val="es-CO"/>
-              </w:rPr>
-              <w:t xml:space="preserve">' en el </w:t>
-            </w:r>
-            <w:proofErr w:type="spellStart"/>
-            <w:r>
-              <w:rPr>
-                <w:sz w:val="18"/>
-                <w:lang w:val="es-CO"/>
-              </w:rPr>
-              <w:t>sidebar</w:t>
-            </w:r>
-            <w:proofErr w:type="spellEnd"/>
-            <w:r>
-              <w:rPr>
-                <w:sz w:val="18"/>
-                <w:lang w:val="es-CO"/>
-              </w:rPr>
-              <w:t xml:space="preserve"> y luego en el botón '+ Nuevo </w:t>
-            </w:r>
-            <w:proofErr w:type="gramStart"/>
-            <w:r>
-              <w:rPr>
-                <w:sz w:val="18"/>
-                <w:lang w:val="es-CO"/>
-              </w:rPr>
-              <w:t>Ticket</w:t>
-            </w:r>
-            <w:proofErr w:type="gramEnd"/>
-            <w:r>
-              <w:rPr>
-                <w:sz w:val="18"/>
-                <w:lang w:val="es-CO"/>
-              </w:rPr>
-              <w:t>'</w:t>
+              <w:t>Hacer clic en 'Tickets' en el sidebar y luego en el botón '+ Nuevo Ticket'</w:t>
             </w:r>
           </w:p>
         </w:tc>
@@ -5284,18 +4608,8 @@
                 <w:sz w:val="18"/>
                 <w:lang w:val="es-CO"/>
               </w:rPr>
-              <w:t xml:space="preserve">Se abre el formulario de creación de </w:t>
-            </w:r>
-            <w:proofErr w:type="gramStart"/>
-            <w:r>
-              <w:rPr>
-                <w:color w:val="166534"/>
-                <w:sz w:val="18"/>
-                <w:lang w:val="es-CO"/>
-              </w:rPr>
-              <w:t>ticket</w:t>
-            </w:r>
-            <w:proofErr w:type="gramEnd"/>
+              <w:t>Se abre el formulario de creación de ticket</w:t>
+            </w:r>
           </w:p>
         </w:tc>
       </w:tr>
@@ -5348,33 +4662,8 @@
                 <w:color w:val="166534"/>
                 <w:sz w:val="18"/>
               </w:rPr>
-              <w:t xml:space="preserve">Campo </w:t>
-            </w:r>
-            <w:proofErr w:type="spellStart"/>
-            <w:r>
-              <w:rPr>
-                <w:color w:val="166534"/>
-                <w:sz w:val="18"/>
-              </w:rPr>
-              <w:t>lleno</w:t>
-            </w:r>
-            <w:proofErr w:type="spellEnd"/>
-            <w:r>
-              <w:rPr>
-                <w:color w:val="166534"/>
-                <w:sz w:val="18"/>
-              </w:rPr>
-              <w:t xml:space="preserve"> sin </w:t>
-            </w:r>
-            <w:proofErr w:type="spellStart"/>
-            <w:r>
-              <w:rPr>
-                <w:color w:val="166534"/>
-                <w:sz w:val="18"/>
-              </w:rPr>
-              <w:t>errores</w:t>
-            </w:r>
-            <w:proofErr w:type="spellEnd"/>
+              <w:t>Campo lleno sin errores</w:t>
+            </w:r>
           </w:p>
         </w:tc>
       </w:tr>
@@ -5427,33 +4716,8 @@
                 <w:color w:val="166534"/>
                 <w:sz w:val="18"/>
               </w:rPr>
-              <w:t xml:space="preserve">Campo </w:t>
-            </w:r>
-            <w:proofErr w:type="spellStart"/>
-            <w:r>
-              <w:rPr>
-                <w:color w:val="166534"/>
-                <w:sz w:val="18"/>
-              </w:rPr>
-              <w:t>lleno</w:t>
-            </w:r>
-            <w:proofErr w:type="spellEnd"/>
-            <w:r>
-              <w:rPr>
-                <w:color w:val="166534"/>
-                <w:sz w:val="18"/>
-              </w:rPr>
-              <w:t xml:space="preserve"> sin </w:t>
-            </w:r>
-            <w:proofErr w:type="spellStart"/>
-            <w:r>
-              <w:rPr>
-                <w:color w:val="166534"/>
-                <w:sz w:val="18"/>
-              </w:rPr>
-              <w:t>errores</w:t>
-            </w:r>
-            <w:proofErr w:type="spellEnd"/>
+              <w:t>Campo lleno sin errores</w:t>
+            </w:r>
           </w:p>
         </w:tc>
       </w:tr>
@@ -5549,31 +4813,13 @@
             <w:shd w:val="clear" w:color="auto" w:fill="F8FAFC"/>
           </w:tcPr>
           <w:p>
-            <w:proofErr w:type="spellStart"/>
             <w:r>
               <w:rPr>
                 <w:color w:val="166534"/>
                 <w:sz w:val="18"/>
               </w:rPr>
-              <w:t>Categoría</w:t>
-            </w:r>
-            <w:proofErr w:type="spellEnd"/>
-            <w:r>
-              <w:rPr>
-                <w:color w:val="166534"/>
-                <w:sz w:val="18"/>
-              </w:rPr>
-              <w:t xml:space="preserve"> </w:t>
-            </w:r>
-            <w:proofErr w:type="spellStart"/>
-            <w:r>
-              <w:rPr>
-                <w:color w:val="166534"/>
-                <w:sz w:val="18"/>
-              </w:rPr>
-              <w:t>seleccionada</w:t>
-            </w:r>
-            <w:proofErr w:type="spellEnd"/>
+              <w:t>Categoría seleccionada</w:t>
+            </w:r>
           </w:p>
         </w:tc>
       </w:tr>
@@ -5611,23 +4857,7 @@
                 <w:sz w:val="18"/>
                 <w:lang w:val="es-CO"/>
               </w:rPr>
-              <w:t xml:space="preserve">Hacer clic en 'Crear </w:t>
-            </w:r>
-            <w:proofErr w:type="gramStart"/>
-            <w:r>
-              <w:rPr>
-                <w:sz w:val="18"/>
-                <w:lang w:val="es-CO"/>
-              </w:rPr>
-              <w:t>Ticket</w:t>
-            </w:r>
-            <w:proofErr w:type="gramEnd"/>
-            <w:r>
-              <w:rPr>
-                <w:sz w:val="18"/>
-                <w:lang w:val="es-CO"/>
-              </w:rPr>
-              <w:t>'</w:t>
+              <w:t>Hacer clic en 'Crear Ticket'</w:t>
             </w:r>
           </w:p>
         </w:tc>
@@ -5648,25 +4878,7 @@
                 <w:sz w:val="18"/>
                 <w:lang w:val="es-CO"/>
               </w:rPr>
-              <w:t xml:space="preserve">Aparece mensaje de éxito y se redirige al detalle del </w:t>
-            </w:r>
-            <w:proofErr w:type="gramStart"/>
-            <w:r>
-              <w:rPr>
-                <w:color w:val="166534"/>
-                <w:sz w:val="18"/>
-                <w:lang w:val="es-CO"/>
-              </w:rPr>
-              <w:t>ticket</w:t>
-            </w:r>
-            <w:proofErr w:type="gramEnd"/>
-            <w:r>
-              <w:rPr>
-                <w:color w:val="166534"/>
-                <w:sz w:val="18"/>
-                <w:lang w:val="es-CO"/>
-              </w:rPr>
-              <w:t xml:space="preserve"> con número #TK-XXXX asignado</w:t>
+              <w:t>Aparece mensaje de éxito y se redirige al detalle del ticket con número #TK-XXXX asignado</w:t>
             </w:r>
           </w:p>
         </w:tc>
@@ -5785,37 +4997,7 @@
               <w:rPr>
                 <w:lang w:val="es-CO"/>
               </w:rPr>
-              <w:t xml:space="preserve">Se ingresa a </w:t>
-            </w:r>
-            <w:proofErr w:type="gramStart"/>
-            <w:r>
-              <w:rPr>
-                <w:lang w:val="es-CO"/>
-              </w:rPr>
-              <w:t>tickets</w:t>
-            </w:r>
-            <w:proofErr w:type="gramEnd"/>
-            <w:r>
-              <w:rPr>
-                <w:lang w:val="es-CO"/>
-              </w:rPr>
-              <w:t xml:space="preserve"> y se da </w:t>
-            </w:r>
-            <w:proofErr w:type="spellStart"/>
-            <w:proofErr w:type="gramStart"/>
-            <w:r>
-              <w:rPr>
-                <w:lang w:val="es-CO"/>
-              </w:rPr>
-              <w:t>click</w:t>
-            </w:r>
-            <w:proofErr w:type="spellEnd"/>
-            <w:proofErr w:type="gramEnd"/>
-            <w:r>
-              <w:rPr>
-                <w:lang w:val="es-CO"/>
-              </w:rPr>
-              <w:t xml:space="preserve"> en nueva solicitud</w:t>
+              <w:t>Se ingresa a tickets y se da click en nueva solicitud</w:t>
             </w:r>
           </w:p>
           <w:p>
@@ -5877,16 +5059,8 @@
               <w:rPr>
                 <w:lang w:val="es-CO"/>
               </w:rPr>
-              <w:t xml:space="preserve">Se abre el campo para llenar una nueva solicitud de </w:t>
-            </w:r>
-            <w:proofErr w:type="gramStart"/>
-            <w:r>
-              <w:rPr>
-                <w:lang w:val="es-CO"/>
-              </w:rPr>
-              <w:t>ticket</w:t>
-            </w:r>
-            <w:proofErr w:type="gramEnd"/>
+              <w:t>Se abre el campo para llenar una nueva solicitud de ticket</w:t>
+            </w:r>
           </w:p>
           <w:p>
             <w:pPr>
@@ -5946,16 +5120,8 @@
               <w:rPr>
                 <w:lang w:val="es-CO"/>
               </w:rPr>
-              <w:t xml:space="preserve">Se llena la información del </w:t>
-            </w:r>
-            <w:proofErr w:type="gramStart"/>
-            <w:r>
-              <w:rPr>
-                <w:lang w:val="es-CO"/>
-              </w:rPr>
-              <w:t>ticket</w:t>
-            </w:r>
-            <w:proofErr w:type="gramEnd"/>
+              <w:t>Se llena la información del ticket</w:t>
+            </w:r>
           </w:p>
           <w:p>
             <w:pPr>
@@ -6036,21 +5202,7 @@
               <w:rPr>
                 <w:lang w:val="es-CO"/>
               </w:rPr>
-              <w:t xml:space="preserve">Se crea el </w:t>
-            </w:r>
-            <w:proofErr w:type="gramStart"/>
-            <w:r>
-              <w:rPr>
-                <w:lang w:val="es-CO"/>
-              </w:rPr>
-              <w:t>ticket</w:t>
-            </w:r>
-            <w:proofErr w:type="gramEnd"/>
-            <w:r>
-              <w:rPr>
-                <w:lang w:val="es-CO"/>
-              </w:rPr>
-              <w:t xml:space="preserve"> de manera correcta</w:t>
+              <w:t>Se crea el ticket de manera correcta</w:t>
             </w:r>
           </w:p>
           <w:p>
@@ -6126,19 +5278,8 @@
                 <w:sz w:val="18"/>
                 <w:lang w:val="es-CO"/>
               </w:rPr>
-              <w:t xml:space="preserve">[ Pegar evidencia / captura de pantalla </w:t>
-            </w:r>
-            <w:proofErr w:type="gramStart"/>
-            <w:r>
-              <w:rPr>
-                <w:i/>
-                <w:color w:val="9CA3AF"/>
-                <w:sz w:val="18"/>
-                <w:lang w:val="es-CO"/>
-              </w:rPr>
-              <w:t>aquí ]</w:t>
-            </w:r>
-            <w:proofErr w:type="gramEnd"/>
+              <w:t>[ Pegar evidencia / captura de pantalla aquí ]</w:t>
+            </w:r>
           </w:p>
         </w:tc>
       </w:tr>
@@ -6161,21 +5302,7 @@
           <w:color w:val="1A2C4E"/>
         </w:rPr>
         <w:lastRenderedPageBreak/>
-        <w:t xml:space="preserve">4.2 Ver la </w:t>
-      </w:r>
-      <w:proofErr w:type="spellStart"/>
-      <w:r>
-        <w:rPr>
-          <w:color w:val="1A2C4E"/>
-        </w:rPr>
-        <w:t>lista</w:t>
-      </w:r>
-      <w:proofErr w:type="spellEnd"/>
-      <w:r>
-        <w:rPr>
-          <w:color w:val="1A2C4E"/>
-        </w:rPr>
-        <w:t xml:space="preserve"> de tickets</w:t>
+        <w:t>4.2 Ver la lista de tickets</w:t>
       </w:r>
     </w:p>
     <w:tbl>
@@ -6282,33 +5409,8 @@
                 <w:sz w:val="18"/>
                 <w:lang w:val="es-CO"/>
               </w:rPr>
-              <w:t>Hacer clic en '</w:t>
-            </w:r>
-            <w:proofErr w:type="gramStart"/>
-            <w:r>
-              <w:rPr>
-                <w:sz w:val="18"/>
-                <w:lang w:val="es-CO"/>
-              </w:rPr>
-              <w:t>Tickets</w:t>
-            </w:r>
-            <w:proofErr w:type="gramEnd"/>
-            <w:r>
-              <w:rPr>
-                <w:sz w:val="18"/>
-                <w:lang w:val="es-CO"/>
-              </w:rPr>
-              <w:t xml:space="preserve">' en el </w:t>
-            </w:r>
-            <w:proofErr w:type="spellStart"/>
-            <w:r>
-              <w:rPr>
-                <w:sz w:val="18"/>
-                <w:lang w:val="es-CO"/>
-              </w:rPr>
-              <w:t>sidebar</w:t>
-            </w:r>
-            <w:proofErr w:type="spellEnd"/>
+              <w:t>Hacer clic en 'Tickets' en el sidebar</w:t>
+            </w:r>
           </w:p>
         </w:tc>
         <w:tc>
@@ -6328,43 +5430,7 @@
                 <w:sz w:val="18"/>
                 <w:lang w:val="es-CO"/>
               </w:rPr>
-              <w:t xml:space="preserve">Se muestra la tabla de </w:t>
-            </w:r>
-            <w:proofErr w:type="gramStart"/>
-            <w:r>
-              <w:rPr>
-                <w:color w:val="166534"/>
-                <w:sz w:val="18"/>
-                <w:lang w:val="es-CO"/>
-              </w:rPr>
-              <w:t>tickets</w:t>
-            </w:r>
-            <w:proofErr w:type="gramEnd"/>
-            <w:r>
-              <w:rPr>
-                <w:color w:val="166534"/>
-                <w:sz w:val="18"/>
-                <w:lang w:val="es-CO"/>
-              </w:rPr>
-              <w:t xml:space="preserve"> con el </w:t>
-            </w:r>
-            <w:proofErr w:type="gramStart"/>
-            <w:r>
-              <w:rPr>
-                <w:color w:val="166534"/>
-                <w:sz w:val="18"/>
-                <w:lang w:val="es-CO"/>
-              </w:rPr>
-              <w:t>ticket</w:t>
-            </w:r>
-            <w:proofErr w:type="gramEnd"/>
-            <w:r>
-              <w:rPr>
-                <w:color w:val="166534"/>
-                <w:sz w:val="18"/>
-                <w:lang w:val="es-CO"/>
-              </w:rPr>
-              <w:t xml:space="preserve"> recién creado</w:t>
+              <w:t>Se muestra la tabla de tickets con el ticket recién creado</w:t>
             </w:r>
           </w:p>
         </w:tc>
@@ -6403,23 +5469,7 @@
                 <w:sz w:val="18"/>
                 <w:lang w:val="es-CO"/>
               </w:rPr>
-              <w:t xml:space="preserve">Verificar las columnas visibles: </w:t>
-            </w:r>
-            <w:proofErr w:type="spellStart"/>
-            <w:r>
-              <w:rPr>
-                <w:sz w:val="18"/>
-                <w:lang w:val="es-CO"/>
-              </w:rPr>
-              <w:t>N°</w:t>
-            </w:r>
-            <w:proofErr w:type="spellEnd"/>
-            <w:r>
-              <w:rPr>
-                <w:sz w:val="18"/>
-                <w:lang w:val="es-CO"/>
-              </w:rPr>
-              <w:t>, Título, Estado, Prioridad, Área, Agente asignado, SLA, Fecha</w:t>
+              <w:t>Verificar las columnas visibles: N°, Título, Estado, Prioridad, Área, Agente asignado, SLA, Fecha</w:t>
             </w:r>
           </w:p>
         </w:tc>
@@ -6429,31 +5479,13 @@
             <w:shd w:val="clear" w:color="auto" w:fill="F8FAFC"/>
           </w:tcPr>
           <w:p>
-            <w:proofErr w:type="spellStart"/>
             <w:r>
               <w:rPr>
                 <w:color w:val="166534"/>
                 <w:sz w:val="18"/>
               </w:rPr>
-              <w:t>Todas</w:t>
-            </w:r>
-            <w:proofErr w:type="spellEnd"/>
-            <w:r>
-              <w:rPr>
-                <w:color w:val="166534"/>
-                <w:sz w:val="18"/>
-              </w:rPr>
-              <w:t xml:space="preserve"> las columnas </w:t>
-            </w:r>
-            <w:proofErr w:type="spellStart"/>
-            <w:r>
-              <w:rPr>
-                <w:color w:val="166534"/>
-                <w:sz w:val="18"/>
-              </w:rPr>
-              <w:t>visibles</w:t>
-            </w:r>
-            <w:proofErr w:type="spellEnd"/>
+              <w:t>Todas las columnas visibles</w:t>
+            </w:r>
           </w:p>
         </w:tc>
       </w:tr>
@@ -6512,25 +5544,7 @@
                 <w:sz w:val="18"/>
                 <w:lang w:val="es-CO"/>
               </w:rPr>
-              <w:t xml:space="preserve">La tabla muestra solo los </w:t>
-            </w:r>
-            <w:proofErr w:type="gramStart"/>
-            <w:r>
-              <w:rPr>
-                <w:color w:val="166534"/>
-                <w:sz w:val="18"/>
-                <w:lang w:val="es-CO"/>
-              </w:rPr>
-              <w:t>tickets</w:t>
-            </w:r>
-            <w:proofErr w:type="gramEnd"/>
-            <w:r>
-              <w:rPr>
-                <w:color w:val="166534"/>
-                <w:sz w:val="18"/>
-                <w:lang w:val="es-CO"/>
-              </w:rPr>
-              <w:t xml:space="preserve"> en estado 'Abierto'</w:t>
+              <w:t>La tabla muestra solo los tickets en estado 'Abierto'</w:t>
             </w:r>
           </w:p>
         </w:tc>
@@ -6584,18 +5598,8 @@
                 <w:sz w:val="18"/>
                 <w:lang w:val="es-CO"/>
               </w:rPr>
-              <w:t xml:space="preserve">La tabla vuelve a mostrar todos los </w:t>
-            </w:r>
-            <w:proofErr w:type="gramStart"/>
-            <w:r>
-              <w:rPr>
-                <w:color w:val="166534"/>
-                <w:sz w:val="18"/>
-                <w:lang w:val="es-CO"/>
-              </w:rPr>
-              <w:t>tickets</w:t>
-            </w:r>
-            <w:proofErr w:type="gramEnd"/>
+              <w:t>La tabla vuelve a mostrar todos los tickets</w:t>
+            </w:r>
           </w:p>
         </w:tc>
       </w:tr>
@@ -6749,51 +5753,7 @@
                 <w:lang w:val="es-CO"/>
               </w:rPr>
               <w:lastRenderedPageBreak/>
-              <w:t xml:space="preserve">Se da </w:t>
-            </w:r>
-            <w:proofErr w:type="spellStart"/>
-            <w:proofErr w:type="gramStart"/>
-            <w:r>
-              <w:rPr>
-                <w:lang w:val="es-CO"/>
-              </w:rPr>
-              <w:t>click</w:t>
-            </w:r>
-            <w:proofErr w:type="spellEnd"/>
-            <w:proofErr w:type="gramEnd"/>
-            <w:r>
-              <w:rPr>
-                <w:lang w:val="es-CO"/>
-              </w:rPr>
-              <w:t xml:space="preserve"> en mis </w:t>
-            </w:r>
-            <w:proofErr w:type="gramStart"/>
-            <w:r>
-              <w:rPr>
-                <w:lang w:val="es-CO"/>
-              </w:rPr>
-              <w:t>tickets</w:t>
-            </w:r>
-            <w:proofErr w:type="gramEnd"/>
-            <w:r>
-              <w:rPr>
-                <w:lang w:val="es-CO"/>
-              </w:rPr>
-              <w:t xml:space="preserve">, se </w:t>
-            </w:r>
-            <w:proofErr w:type="spellStart"/>
-            <w:r>
-              <w:rPr>
-                <w:lang w:val="es-CO"/>
-              </w:rPr>
-              <w:t>verifca</w:t>
-            </w:r>
-            <w:proofErr w:type="spellEnd"/>
-            <w:r>
-              <w:rPr>
-                <w:lang w:val="es-CO"/>
-              </w:rPr>
-              <w:t xml:space="preserve"> que todas las columnas están visibles</w:t>
+              <w:t>Se da click en mis tickets, se verifca que todas las columnas están visibles</w:t>
             </w:r>
           </w:p>
           <w:p>
@@ -7038,19 +5998,8 @@
                 <w:sz w:val="18"/>
                 <w:lang w:val="es-CO"/>
               </w:rPr>
-              <w:t xml:space="preserve">[ Pegar evidencia / captura de pantalla </w:t>
-            </w:r>
-            <w:proofErr w:type="gramStart"/>
-            <w:r>
-              <w:rPr>
-                <w:i/>
-                <w:color w:val="9CA3AF"/>
-                <w:sz w:val="18"/>
-                <w:lang w:val="es-CO"/>
-              </w:rPr>
-              <w:t>aquí ]</w:t>
-            </w:r>
-            <w:proofErr w:type="gramEnd"/>
+              <w:t>[ Pegar evidencia / captura de pantalla aquí ]</w:t>
+            </w:r>
           </w:p>
         </w:tc>
       </w:tr>
@@ -7076,17 +6025,8 @@
           <w:color w:val="1A2C4E"/>
           <w:lang w:val="es-CO"/>
         </w:rPr>
-        <w:t xml:space="preserve">4.3 Ver el detalle de un </w:t>
+        <w:t>4.3 Ver el detalle de un ticket</w:t>
       </w:r>
-      <w:proofErr w:type="gramStart"/>
-      <w:r>
-        <w:rPr>
-          <w:color w:val="1A2C4E"/>
-          <w:lang w:val="es-CO"/>
-        </w:rPr>
-        <w:t>ticket</w:t>
-      </w:r>
-      <w:proofErr w:type="gramEnd"/>
     </w:p>
     <w:tbl>
       <w:tblPr>
@@ -7192,23 +6132,7 @@
                 <w:sz w:val="18"/>
                 <w:lang w:val="es-CO"/>
               </w:rPr>
-              <w:t xml:space="preserve">Hacer clic en el </w:t>
-            </w:r>
-            <w:proofErr w:type="gramStart"/>
-            <w:r>
-              <w:rPr>
-                <w:sz w:val="18"/>
-                <w:lang w:val="es-CO"/>
-              </w:rPr>
-              <w:t>ticket</w:t>
-            </w:r>
-            <w:proofErr w:type="gramEnd"/>
-            <w:r>
-              <w:rPr>
-                <w:sz w:val="18"/>
-                <w:lang w:val="es-CO"/>
-              </w:rPr>
-              <w:t xml:space="preserve"> 'Mi computador no enciende'</w:t>
+              <w:t>Hacer clic en el ticket 'Mi computador no enciende'</w:t>
             </w:r>
           </w:p>
         </w:tc>
@@ -7229,18 +6153,8 @@
                 <w:sz w:val="18"/>
                 <w:lang w:val="es-CO"/>
               </w:rPr>
-              <w:t xml:space="preserve">Se abre la vista de detalle del </w:t>
-            </w:r>
-            <w:proofErr w:type="gramStart"/>
-            <w:r>
-              <w:rPr>
-                <w:color w:val="166534"/>
-                <w:sz w:val="18"/>
-                <w:lang w:val="es-CO"/>
-              </w:rPr>
-              <w:t>ticket</w:t>
-            </w:r>
-            <w:proofErr w:type="gramEnd"/>
+              <w:t>Se abre la vista de detalle del ticket</w:t>
+            </w:r>
           </w:p>
         </w:tc>
       </w:tr>
@@ -7479,25 +6393,7 @@
                 <w:sz w:val="18"/>
                 <w:lang w:val="es-CO"/>
               </w:rPr>
-              <w:t>Se muestra el historial con el evento '</w:t>
-            </w:r>
-            <w:proofErr w:type="gramStart"/>
-            <w:r>
-              <w:rPr>
-                <w:color w:val="166534"/>
-                <w:sz w:val="18"/>
-                <w:lang w:val="es-CO"/>
-              </w:rPr>
-              <w:t>Ticket</w:t>
-            </w:r>
-            <w:proofErr w:type="gramEnd"/>
-            <w:r>
-              <w:rPr>
-                <w:color w:val="166534"/>
-                <w:sz w:val="18"/>
-                <w:lang w:val="es-CO"/>
-              </w:rPr>
-              <w:t xml:space="preserve"> creado'</w:t>
+              <w:t>Se muestra el historial con el evento 'Ticket creado'</w:t>
             </w:r>
           </w:p>
         </w:tc>
@@ -7549,23 +6445,7 @@
                 <w:lang w:val="es-CO"/>
               </w:rPr>
               <w:lastRenderedPageBreak/>
-              <w:t xml:space="preserve">Se da </w:t>
-            </w:r>
-            <w:proofErr w:type="spellStart"/>
-            <w:proofErr w:type="gramStart"/>
-            <w:r>
-              <w:rPr>
-                <w:lang w:val="es-CO"/>
-              </w:rPr>
-              <w:t>click</w:t>
-            </w:r>
-            <w:proofErr w:type="spellEnd"/>
-            <w:proofErr w:type="gramEnd"/>
-            <w:r>
-              <w:rPr>
-                <w:lang w:val="es-CO"/>
-              </w:rPr>
-              <w:t xml:space="preserve"> en mi computador no enciende</w:t>
+              <w:t>Se da click en mi computador no enciende</w:t>
             </w:r>
             <w:r>
               <w:rPr>
@@ -7618,63 +6498,7 @@
               <w:rPr>
                 <w:lang w:val="es-CO"/>
               </w:rPr>
-              <w:t xml:space="preserve">Ingresa de manera correcta, se </w:t>
-            </w:r>
-            <w:proofErr w:type="spellStart"/>
-            <w:r>
-              <w:rPr>
-                <w:lang w:val="es-CO"/>
-              </w:rPr>
-              <w:t>veriofica</w:t>
-            </w:r>
-            <w:proofErr w:type="spellEnd"/>
-            <w:r>
-              <w:rPr>
-                <w:lang w:val="es-CO"/>
-              </w:rPr>
-              <w:t xml:space="preserve"> que se muestre toda la </w:t>
-            </w:r>
-            <w:proofErr w:type="gramStart"/>
-            <w:r>
-              <w:rPr>
-                <w:lang w:val="es-CO"/>
-              </w:rPr>
-              <w:t>información ,</w:t>
-            </w:r>
-            <w:proofErr w:type="gramEnd"/>
-            <w:r>
-              <w:rPr>
-                <w:lang w:val="es-CO"/>
-              </w:rPr>
-              <w:t xml:space="preserve"> como </w:t>
-            </w:r>
-            <w:proofErr w:type="spellStart"/>
-            <w:r>
-              <w:rPr>
-                <w:lang w:val="es-CO"/>
-              </w:rPr>
-              <w:t>titulo</w:t>
-            </w:r>
-            <w:proofErr w:type="spellEnd"/>
-            <w:r>
-              <w:rPr>
-                <w:lang w:val="es-CO"/>
-              </w:rPr>
-              <w:t xml:space="preserve">, descripción, estado, prioridad, </w:t>
-            </w:r>
-            <w:proofErr w:type="spellStart"/>
-            <w:r>
-              <w:rPr>
-                <w:lang w:val="es-CO"/>
-              </w:rPr>
-              <w:t>soliitante</w:t>
-            </w:r>
-            <w:proofErr w:type="spellEnd"/>
-            <w:r>
-              <w:rPr>
-                <w:lang w:val="es-CO"/>
-              </w:rPr>
-              <w:t xml:space="preserve"> y fechas</w:t>
+              <w:t>Ingresa de manera correcta, se veriofica que se muestre toda la información , como titulo, descripción, estado, prioridad, soliitante y fechas</w:t>
             </w:r>
           </w:p>
           <w:p>
@@ -7755,21 +6579,7 @@
               <w:rPr>
                 <w:lang w:val="es-CO"/>
               </w:rPr>
-              <w:t xml:space="preserve">Se </w:t>
-            </w:r>
-            <w:proofErr w:type="spellStart"/>
-            <w:r>
-              <w:rPr>
-                <w:lang w:val="es-CO"/>
-              </w:rPr>
-              <w:t>colcoa</w:t>
-            </w:r>
-            <w:proofErr w:type="spellEnd"/>
-            <w:r>
-              <w:rPr>
-                <w:lang w:val="es-CO"/>
-              </w:rPr>
-              <w:t xml:space="preserve"> un comentario y se ve de manera correcta </w:t>
+              <w:t xml:space="preserve">Se colcoa un comentario y se ve de manera correcta </w:t>
             </w:r>
           </w:p>
           <w:p>
@@ -7829,23 +6639,7 @@
               <w:rPr>
                 <w:lang w:val="es-CO"/>
               </w:rPr>
-              <w:t xml:space="preserve">Se da </w:t>
-            </w:r>
-            <w:proofErr w:type="spellStart"/>
-            <w:proofErr w:type="gramStart"/>
-            <w:r>
-              <w:rPr>
-                <w:lang w:val="es-CO"/>
-              </w:rPr>
-              <w:t>click</w:t>
-            </w:r>
-            <w:proofErr w:type="spellEnd"/>
-            <w:proofErr w:type="gramEnd"/>
-            <w:r>
-              <w:rPr>
-                <w:lang w:val="es-CO"/>
-              </w:rPr>
-              <w:t xml:space="preserve"> en historial y se muestra cuando se creo</w:t>
+              <w:t>Se da click en historial y se muestra cuando se creo</w:t>
             </w:r>
           </w:p>
           <w:p>
@@ -7901,19 +6695,8 @@
                 <w:sz w:val="18"/>
                 <w:lang w:val="es-CO"/>
               </w:rPr>
-              <w:t xml:space="preserve">[ Pegar evidencia / captura de pantalla </w:t>
-            </w:r>
-            <w:proofErr w:type="gramStart"/>
-            <w:r>
-              <w:rPr>
-                <w:i/>
-                <w:color w:val="9CA3AF"/>
-                <w:sz w:val="18"/>
-                <w:lang w:val="es-CO"/>
-              </w:rPr>
-              <w:t>aquí ]</w:t>
-            </w:r>
-            <w:proofErr w:type="gramEnd"/>
+              <w:t>[ Pegar evidencia / captura de pantalla aquí ]</w:t>
+            </w:r>
           </w:p>
         </w:tc>
       </w:tr>
@@ -7956,25 +6739,7 @@
           <w:lang w:val="es-CO"/>
         </w:rPr>
         <w:lastRenderedPageBreak/>
-        <w:t xml:space="preserve">5. PRUEBAS DE </w:t>
-      </w:r>
-      <w:proofErr w:type="gramStart"/>
-      <w:r>
-        <w:rPr>
-          <w:color w:val="FFFFFF"/>
-          <w:sz w:val="32"/>
-          <w:lang w:val="es-CO"/>
-        </w:rPr>
-        <w:t>TICKETS</w:t>
-      </w:r>
-      <w:proofErr w:type="gramEnd"/>
-      <w:r>
-        <w:rPr>
-          <w:color w:val="FFFFFF"/>
-          <w:sz w:val="32"/>
-          <w:lang w:val="es-CO"/>
-        </w:rPr>
-        <w:t xml:space="preserve"> — AGENTE TI</w:t>
+        <w:t>5. PRUEBAS DE TICKETS — AGENTE TI</w:t>
       </w:r>
     </w:p>
     <w:p>
@@ -8006,23 +6771,7 @@
           <w:color w:val="1A2C4E"/>
           <w:lang w:val="es-CO"/>
         </w:rPr>
-        <w:t xml:space="preserve">5.1 Ver </w:t>
-      </w:r>
-      <w:proofErr w:type="gramStart"/>
-      <w:r>
-        <w:rPr>
-          <w:color w:val="1A2C4E"/>
-          <w:lang w:val="es-CO"/>
-        </w:rPr>
-        <w:t>tickets</w:t>
-      </w:r>
-      <w:proofErr w:type="gramEnd"/>
-      <w:r>
-        <w:rPr>
-          <w:color w:val="1A2C4E"/>
-          <w:lang w:val="es-CO"/>
-        </w:rPr>
-        <w:t xml:space="preserve"> asignados y tomar uno</w:t>
+        <w:t>5.1 Ver tickets asignados y tomar uno</w:t>
       </w:r>
     </w:p>
     <w:tbl>
@@ -8129,17 +6878,8 @@
                 <w:sz w:val="18"/>
                 <w:lang w:val="es-CO"/>
               </w:rPr>
-              <w:t xml:space="preserve">Iniciar sesión como Agente TI y navegar a </w:t>
-            </w:r>
-            <w:proofErr w:type="gramStart"/>
-            <w:r>
-              <w:rPr>
-                <w:sz w:val="18"/>
-                <w:lang w:val="es-CO"/>
-              </w:rPr>
-              <w:t>Tickets</w:t>
-            </w:r>
-            <w:proofErr w:type="gramEnd"/>
+              <w:t>Iniciar sesión como Agente TI y navegar a Tickets</w:t>
+            </w:r>
           </w:p>
         </w:tc>
         <w:tc>
@@ -8159,61 +6899,7 @@
                 <w:sz w:val="18"/>
                 <w:lang w:val="es-CO"/>
               </w:rPr>
-              <w:t xml:space="preserve">Se muestra la lista de </w:t>
-            </w:r>
-            <w:proofErr w:type="gramStart"/>
-            <w:r>
-              <w:rPr>
-                <w:color w:val="166534"/>
-                <w:sz w:val="18"/>
-                <w:lang w:val="es-CO"/>
-              </w:rPr>
-              <w:t>tickets</w:t>
-            </w:r>
-            <w:proofErr w:type="gramEnd"/>
-            <w:r>
-              <w:rPr>
-                <w:color w:val="166534"/>
-                <w:sz w:val="18"/>
-                <w:lang w:val="es-CO"/>
-              </w:rPr>
-              <w:t xml:space="preserve"> (los </w:t>
-            </w:r>
-            <w:proofErr w:type="gramStart"/>
-            <w:r>
-              <w:rPr>
-                <w:color w:val="166534"/>
-                <w:sz w:val="18"/>
-                <w:lang w:val="es-CO"/>
-              </w:rPr>
-              <w:t>tickets</w:t>
-            </w:r>
-            <w:proofErr w:type="gramEnd"/>
-            <w:r>
-              <w:rPr>
-                <w:color w:val="166534"/>
-                <w:sz w:val="18"/>
-                <w:lang w:val="es-CO"/>
-              </w:rPr>
-              <w:t xml:space="preserve"> del </w:t>
-            </w:r>
-            <w:proofErr w:type="spellStart"/>
-            <w:r>
-              <w:rPr>
-                <w:color w:val="166534"/>
-                <w:sz w:val="18"/>
-                <w:lang w:val="es-CO"/>
-              </w:rPr>
-              <w:t>tenant</w:t>
-            </w:r>
-            <w:proofErr w:type="spellEnd"/>
-            <w:r>
-              <w:rPr>
-                <w:color w:val="166534"/>
-                <w:sz w:val="18"/>
-                <w:lang w:val="es-CO"/>
-              </w:rPr>
-              <w:t xml:space="preserve"> son visibles para el agente)</w:t>
+              <w:t>Se muestra la lista de tickets (los tickets del tenant son visibles para el agente)</w:t>
             </w:r>
           </w:p>
         </w:tc>
@@ -8252,23 +6938,7 @@
                 <w:sz w:val="18"/>
                 <w:lang w:val="es-CO"/>
               </w:rPr>
-              <w:t xml:space="preserve">Hacer clic en el </w:t>
-            </w:r>
-            <w:proofErr w:type="gramStart"/>
-            <w:r>
-              <w:rPr>
-                <w:sz w:val="18"/>
-                <w:lang w:val="es-CO"/>
-              </w:rPr>
-              <w:t>ticket</w:t>
-            </w:r>
-            <w:proofErr w:type="gramEnd"/>
-            <w:r>
-              <w:rPr>
-                <w:sz w:val="18"/>
-                <w:lang w:val="es-CO"/>
-              </w:rPr>
-              <w:t xml:space="preserve"> 'Mi computador no enciende'</w:t>
+              <w:t>Hacer clic en el ticket 'Mi computador no enciende'</w:t>
             </w:r>
           </w:p>
         </w:tc>
@@ -8289,25 +6959,7 @@
                 <w:sz w:val="18"/>
                 <w:lang w:val="es-CO"/>
               </w:rPr>
-              <w:t xml:space="preserve">Se abre el detalle del </w:t>
-            </w:r>
-            <w:proofErr w:type="gramStart"/>
-            <w:r>
-              <w:rPr>
-                <w:color w:val="166534"/>
-                <w:sz w:val="18"/>
-                <w:lang w:val="es-CO"/>
-              </w:rPr>
-              <w:t>ticket</w:t>
-            </w:r>
-            <w:proofErr w:type="gramEnd"/>
-            <w:r>
-              <w:rPr>
-                <w:color w:val="166534"/>
-                <w:sz w:val="18"/>
-                <w:lang w:val="es-CO"/>
-              </w:rPr>
-              <w:t xml:space="preserve"> en estado 'Abierto'</w:t>
+              <w:t>Se abre el detalle del ticket en estado 'Abierto'</w:t>
             </w:r>
           </w:p>
         </w:tc>
@@ -8367,25 +7019,7 @@
                 <w:sz w:val="18"/>
                 <w:lang w:val="es-CO"/>
               </w:rPr>
-              <w:t xml:space="preserve">El estado del </w:t>
-            </w:r>
-            <w:proofErr w:type="gramStart"/>
-            <w:r>
-              <w:rPr>
-                <w:color w:val="166534"/>
-                <w:sz w:val="18"/>
-                <w:lang w:val="es-CO"/>
-              </w:rPr>
-              <w:t>ticket</w:t>
-            </w:r>
-            <w:proofErr w:type="gramEnd"/>
-            <w:r>
-              <w:rPr>
-                <w:color w:val="166534"/>
-                <w:sz w:val="18"/>
-                <w:lang w:val="es-CO"/>
-              </w:rPr>
-              <w:t xml:space="preserve"> cambia a 'En Proceso'</w:t>
+              <w:t>El estado del ticket cambia a 'En Proceso'</w:t>
             </w:r>
           </w:p>
         </w:tc>
@@ -8496,21 +7130,7 @@
               <w:rPr>
                 <w:lang w:val="es-CO"/>
               </w:rPr>
-              <w:t xml:space="preserve">Se muestra los </w:t>
-            </w:r>
-            <w:proofErr w:type="gramStart"/>
-            <w:r>
-              <w:rPr>
-                <w:lang w:val="es-CO"/>
-              </w:rPr>
-              <w:t>tickets</w:t>
-            </w:r>
-            <w:proofErr w:type="gramEnd"/>
-            <w:r>
-              <w:rPr>
-                <w:lang w:val="es-CO"/>
-              </w:rPr>
-              <w:t xml:space="preserve"> </w:t>
+              <w:t xml:space="preserve">Se muestra los tickets </w:t>
             </w:r>
           </w:p>
           <w:p>
@@ -8570,37 +7190,7 @@
               <w:rPr>
                 <w:lang w:val="es-CO"/>
               </w:rPr>
-              <w:t xml:space="preserve">Se da </w:t>
-            </w:r>
-            <w:proofErr w:type="spellStart"/>
-            <w:proofErr w:type="gramStart"/>
-            <w:r>
-              <w:rPr>
-                <w:lang w:val="es-CO"/>
-              </w:rPr>
-              <w:t>click</w:t>
-            </w:r>
-            <w:proofErr w:type="spellEnd"/>
-            <w:proofErr w:type="gramEnd"/>
-            <w:r>
-              <w:rPr>
-                <w:lang w:val="es-CO"/>
-              </w:rPr>
-              <w:t xml:space="preserve"> en el </w:t>
-            </w:r>
-            <w:proofErr w:type="gramStart"/>
-            <w:r>
-              <w:rPr>
-                <w:lang w:val="es-CO"/>
-              </w:rPr>
-              <w:t>ticket</w:t>
-            </w:r>
-            <w:proofErr w:type="gramEnd"/>
-            <w:r>
-              <w:rPr>
-                <w:lang w:val="es-CO"/>
-              </w:rPr>
-              <w:t xml:space="preserve"> </w:t>
+              <w:t xml:space="preserve">Se da click en el ticket </w:t>
             </w:r>
           </w:p>
           <w:p>
@@ -8675,35 +7265,7 @@
               <w:rPr>
                 <w:lang w:val="es-CO"/>
               </w:rPr>
-              <w:t xml:space="preserve">Se </w:t>
-            </w:r>
-            <w:proofErr w:type="spellStart"/>
-            <w:r>
-              <w:rPr>
-                <w:lang w:val="es-CO"/>
-              </w:rPr>
-              <w:t>colcoa</w:t>
-            </w:r>
-            <w:proofErr w:type="spellEnd"/>
-            <w:r>
-              <w:rPr>
-                <w:lang w:val="es-CO"/>
-              </w:rPr>
-              <w:t xml:space="preserve"> un comentario y se </w:t>
-            </w:r>
-            <w:proofErr w:type="spellStart"/>
-            <w:r>
-              <w:rPr>
-                <w:lang w:val="es-CO"/>
-              </w:rPr>
-              <w:t>verifca</w:t>
-            </w:r>
-            <w:proofErr w:type="spellEnd"/>
-            <w:r>
-              <w:rPr>
-                <w:lang w:val="es-CO"/>
-              </w:rPr>
-              <w:t xml:space="preserve"> que el botón en proceso exista</w:t>
+              <w:t>Se colcoa un comentario y se verifca que el botón en proceso exista</w:t>
             </w:r>
           </w:p>
           <w:p>
@@ -8808,21 +7370,7 @@
                 <w:lang w:val="es-CO"/>
               </w:rPr>
               <w:lastRenderedPageBreak/>
-              <w:t xml:space="preserve">Se cambio en proceso y se </w:t>
-            </w:r>
-            <w:proofErr w:type="spellStart"/>
-            <w:r>
-              <w:rPr>
-                <w:lang w:val="es-CO"/>
-              </w:rPr>
-              <w:t>verifca</w:t>
-            </w:r>
-            <w:proofErr w:type="spellEnd"/>
-            <w:r>
-              <w:rPr>
-                <w:lang w:val="es-CO"/>
-              </w:rPr>
-              <w:t xml:space="preserve"> que en el historial se muestre este cambio</w:t>
+              <w:t>Se cambio en proceso y se verifca que en el historial se muestre este cambio</w:t>
             </w:r>
           </w:p>
           <w:p>
@@ -8886,19 +7434,8 @@
                 <w:sz w:val="18"/>
                 <w:lang w:val="es-CO"/>
               </w:rPr>
-              <w:t xml:space="preserve">[ Pegar evidencia / captura de pantalla </w:t>
-            </w:r>
-            <w:proofErr w:type="gramStart"/>
-            <w:r>
-              <w:rPr>
-                <w:i/>
-                <w:color w:val="9CA3AF"/>
-                <w:sz w:val="18"/>
-                <w:lang w:val="es-CO"/>
-              </w:rPr>
-              <w:t>aquí ]</w:t>
-            </w:r>
-            <w:proofErr w:type="gramEnd"/>
+              <w:t>[ Pegar evidencia / captura de pantalla aquí ]</w:t>
+            </w:r>
           </w:p>
         </w:tc>
       </w:tr>
@@ -8920,44 +7457,8 @@
         <w:rPr>
           <w:color w:val="1A2C4E"/>
         </w:rPr>
-        <w:t xml:space="preserve">5.2 </w:t>
+        <w:t>5.2 Agregar comentario interno</w:t>
       </w:r>
-      <w:proofErr w:type="spellStart"/>
-      <w:r>
-        <w:rPr>
-          <w:color w:val="1A2C4E"/>
-        </w:rPr>
-        <w:t>Agregar</w:t>
-      </w:r>
-      <w:proofErr w:type="spellEnd"/>
-      <w:r>
-        <w:rPr>
-          <w:color w:val="1A2C4E"/>
-        </w:rPr>
-        <w:t xml:space="preserve"> </w:t>
-      </w:r>
-      <w:proofErr w:type="spellStart"/>
-      <w:r>
-        <w:rPr>
-          <w:color w:val="1A2C4E"/>
-        </w:rPr>
-        <w:t>comentario</w:t>
-      </w:r>
-      <w:proofErr w:type="spellEnd"/>
-      <w:r>
-        <w:rPr>
-          <w:color w:val="1A2C4E"/>
-        </w:rPr>
-        <w:t xml:space="preserve"> </w:t>
-      </w:r>
-      <w:proofErr w:type="spellStart"/>
-      <w:r>
-        <w:rPr>
-          <w:color w:val="1A2C4E"/>
-        </w:rPr>
-        <w:t>interno</w:t>
-      </w:r>
-      <w:proofErr w:type="spellEnd"/>
     </w:p>
     <w:tbl>
       <w:tblPr>
@@ -9063,23 +7564,7 @@
                 <w:sz w:val="18"/>
                 <w:lang w:val="es-CO"/>
               </w:rPr>
-              <w:t xml:space="preserve">Dentro del </w:t>
-            </w:r>
-            <w:proofErr w:type="gramStart"/>
-            <w:r>
-              <w:rPr>
-                <w:sz w:val="18"/>
-                <w:lang w:val="es-CO"/>
-              </w:rPr>
-              <w:t>ticket</w:t>
-            </w:r>
-            <w:proofErr w:type="gramEnd"/>
-            <w:r>
-              <w:rPr>
-                <w:sz w:val="18"/>
-                <w:lang w:val="es-CO"/>
-              </w:rPr>
-              <w:t>, escribir en el campo de comentario: 'Estoy revisando el hardware del equipo'</w:t>
+              <w:t>Dentro del ticket, escribir en el campo de comentario: 'Estoy revisando el hardware del equipo'</w:t>
             </w:r>
           </w:p>
         </w:tc>
@@ -9094,23 +7579,7 @@
                 <w:color w:val="166534"/>
                 <w:sz w:val="18"/>
               </w:rPr>
-              <w:t xml:space="preserve">Campo de </w:t>
-            </w:r>
-            <w:proofErr w:type="spellStart"/>
-            <w:r>
-              <w:rPr>
-                <w:color w:val="166534"/>
-                <w:sz w:val="18"/>
-              </w:rPr>
-              <w:t>texto</w:t>
-            </w:r>
-            <w:proofErr w:type="spellEnd"/>
-            <w:r>
-              <w:rPr>
-                <w:color w:val="166534"/>
-                <w:sz w:val="18"/>
-              </w:rPr>
-              <w:t xml:space="preserve"> disponible</w:t>
+              <w:t>Campo de texto disponible</w:t>
             </w:r>
           </w:p>
         </w:tc>
@@ -9149,23 +7618,7 @@
                 <w:sz w:val="18"/>
                 <w:lang w:val="es-CO"/>
               </w:rPr>
-              <w:t xml:space="preserve">Activar la opción 'Nota interna' (si existe el </w:t>
-            </w:r>
-            <w:proofErr w:type="spellStart"/>
-            <w:r>
-              <w:rPr>
-                <w:sz w:val="18"/>
-                <w:lang w:val="es-CO"/>
-              </w:rPr>
-              <w:t>toggle</w:t>
-            </w:r>
-            <w:proofErr w:type="spellEnd"/>
-            <w:r>
-              <w:rPr>
-                <w:sz w:val="18"/>
-                <w:lang w:val="es-CO"/>
-              </w:rPr>
-              <w:t>) antes de enviar</w:t>
+              <w:t>Activar la opción 'Nota interna' (si existe el toggle) antes de enviar</w:t>
             </w:r>
           </w:p>
         </w:tc>
@@ -9186,43 +7639,7 @@
                 <w:sz w:val="18"/>
                 <w:lang w:val="es-CO"/>
               </w:rPr>
-              <w:t xml:space="preserve">El </w:t>
-            </w:r>
-            <w:proofErr w:type="spellStart"/>
-            <w:r>
-              <w:rPr>
-                <w:color w:val="166534"/>
-                <w:sz w:val="18"/>
-                <w:lang w:val="es-CO"/>
-              </w:rPr>
-              <w:t>checkbox</w:t>
-            </w:r>
-            <w:proofErr w:type="spellEnd"/>
-            <w:r>
-              <w:rPr>
-                <w:color w:val="166534"/>
-                <w:sz w:val="18"/>
-                <w:lang w:val="es-CO"/>
-              </w:rPr>
-              <w:t>/</w:t>
-            </w:r>
-            <w:proofErr w:type="spellStart"/>
-            <w:r>
-              <w:rPr>
-                <w:color w:val="166534"/>
-                <w:sz w:val="18"/>
-                <w:lang w:val="es-CO"/>
-              </w:rPr>
-              <w:t>toggle</w:t>
-            </w:r>
-            <w:proofErr w:type="spellEnd"/>
-            <w:r>
-              <w:rPr>
-                <w:color w:val="166534"/>
-                <w:sz w:val="18"/>
-                <w:lang w:val="es-CO"/>
-              </w:rPr>
-              <w:t xml:space="preserve"> de nota interna está marcado</w:t>
+              <w:t>El checkbox/toggle de nota interna está marcado</w:t>
             </w:r>
           </w:p>
         </w:tc>
@@ -9397,19 +7814,8 @@
                 <w:sz w:val="18"/>
                 <w:lang w:val="es-CO"/>
               </w:rPr>
-              <w:t xml:space="preserve">[ Pegar evidencia / captura de pantalla </w:t>
-            </w:r>
-            <w:proofErr w:type="gramStart"/>
-            <w:r>
-              <w:rPr>
-                <w:i/>
-                <w:color w:val="9CA3AF"/>
-                <w:sz w:val="18"/>
-                <w:lang w:val="es-CO"/>
-              </w:rPr>
-              <w:t>aquí ]</w:t>
-            </w:r>
-            <w:proofErr w:type="gramEnd"/>
+              <w:t>[ Pegar evidencia / captura de pantalla aquí ]</w:t>
+            </w:r>
           </w:p>
         </w:tc>
       </w:tr>
@@ -9538,23 +7944,7 @@
                 <w:sz w:val="18"/>
                 <w:lang w:val="es-CO"/>
               </w:rPr>
-              <w:t xml:space="preserve">Dentro del mismo </w:t>
-            </w:r>
-            <w:proofErr w:type="gramStart"/>
-            <w:r>
-              <w:rPr>
-                <w:sz w:val="18"/>
-                <w:lang w:val="es-CO"/>
-              </w:rPr>
-              <w:t>ticket</w:t>
-            </w:r>
-            <w:proofErr w:type="gramEnd"/>
-            <w:r>
-              <w:rPr>
-                <w:sz w:val="18"/>
-                <w:lang w:val="es-CO"/>
-              </w:rPr>
-              <w:t>, hacer clic en el botón 'Resolver'</w:t>
+              <w:t>Dentro del mismo ticket, hacer clic en el botón 'Resolver'</w:t>
             </w:r>
           </w:p>
         </w:tc>
@@ -9575,25 +7965,7 @@
                 <w:sz w:val="18"/>
                 <w:lang w:val="es-CO"/>
               </w:rPr>
-              <w:t xml:space="preserve">El estado del </w:t>
-            </w:r>
-            <w:proofErr w:type="gramStart"/>
-            <w:r>
-              <w:rPr>
-                <w:color w:val="166534"/>
-                <w:sz w:val="18"/>
-                <w:lang w:val="es-CO"/>
-              </w:rPr>
-              <w:t>ticket</w:t>
-            </w:r>
-            <w:proofErr w:type="gramEnd"/>
-            <w:r>
-              <w:rPr>
-                <w:color w:val="166534"/>
-                <w:sz w:val="18"/>
-                <w:lang w:val="es-CO"/>
-              </w:rPr>
-              <w:t xml:space="preserve"> cambia a 'Resuelto'</w:t>
+              <w:t>El estado del ticket cambia a 'Resuelto'</w:t>
             </w:r>
           </w:p>
         </w:tc>
@@ -9632,17 +8004,8 @@
                 <w:sz w:val="18"/>
                 <w:lang w:val="es-CO"/>
               </w:rPr>
-              <w:t xml:space="preserve">Verificar el historial del </w:t>
-            </w:r>
-            <w:proofErr w:type="gramStart"/>
-            <w:r>
-              <w:rPr>
-                <w:sz w:val="18"/>
-                <w:lang w:val="es-CO"/>
-              </w:rPr>
-              <w:t>ticket</w:t>
-            </w:r>
-            <w:proofErr w:type="gramEnd"/>
+              <w:t>Verificar el historial del ticket</w:t>
+            </w:r>
           </w:p>
         </w:tc>
         <w:tc>
@@ -9701,23 +8064,7 @@
                 <w:sz w:val="18"/>
                 <w:lang w:val="es-CO"/>
               </w:rPr>
-              <w:t xml:space="preserve">Navegar a la lista de </w:t>
-            </w:r>
-            <w:proofErr w:type="gramStart"/>
-            <w:r>
-              <w:rPr>
-                <w:sz w:val="18"/>
-                <w:lang w:val="es-CO"/>
-              </w:rPr>
-              <w:t>tickets</w:t>
-            </w:r>
-            <w:proofErr w:type="gramEnd"/>
-            <w:r>
-              <w:rPr>
-                <w:sz w:val="18"/>
-                <w:lang w:val="es-CO"/>
-              </w:rPr>
-              <w:t xml:space="preserve"> y verificar que el estado aparece actualizado</w:t>
+              <w:t>Navegar a la lista de tickets y verificar que el estado aparece actualizado</w:t>
             </w:r>
           </w:p>
         </w:tc>
@@ -9738,43 +8085,7 @@
                 <w:sz w:val="18"/>
                 <w:lang w:val="es-CO"/>
               </w:rPr>
-              <w:t xml:space="preserve">El </w:t>
-            </w:r>
-            <w:proofErr w:type="gramStart"/>
-            <w:r>
-              <w:rPr>
-                <w:color w:val="166534"/>
-                <w:sz w:val="18"/>
-                <w:lang w:val="es-CO"/>
-              </w:rPr>
-              <w:t>ticket</w:t>
-            </w:r>
-            <w:proofErr w:type="gramEnd"/>
-            <w:r>
-              <w:rPr>
-                <w:color w:val="166534"/>
-                <w:sz w:val="18"/>
-                <w:lang w:val="es-CO"/>
-              </w:rPr>
-              <w:t xml:space="preserve"> muestra </w:t>
-            </w:r>
-            <w:proofErr w:type="spellStart"/>
-            <w:r>
-              <w:rPr>
-                <w:color w:val="166534"/>
-                <w:sz w:val="18"/>
-                <w:lang w:val="es-CO"/>
-              </w:rPr>
-              <w:t>badge</w:t>
-            </w:r>
-            <w:proofErr w:type="spellEnd"/>
-            <w:r>
-              <w:rPr>
-                <w:color w:val="166534"/>
-                <w:sz w:val="18"/>
-                <w:lang w:val="es-CO"/>
-              </w:rPr>
-              <w:t xml:space="preserve"> verde 'Resuelto'</w:t>
+              <w:t>El ticket muestra badge verde 'Resuelto'</w:t>
             </w:r>
           </w:p>
         </w:tc>
@@ -9825,30 +8136,8 @@
               <w:rPr>
                 <w:lang w:val="es-CO"/>
               </w:rPr>
-              <w:t xml:space="preserve">Se da resolver en el </w:t>
-            </w:r>
-            <w:proofErr w:type="gramStart"/>
-            <w:r>
-              <w:rPr>
-                <w:lang w:val="es-CO"/>
-              </w:rPr>
-              <w:t>ticket</w:t>
-            </w:r>
-            <w:proofErr w:type="gramEnd"/>
-            <w:r>
-              <w:rPr>
-                <w:lang w:val="es-CO"/>
-              </w:rPr>
-              <w:t xml:space="preserve"> y se verifica el </w:t>
-            </w:r>
-            <w:proofErr w:type="spellStart"/>
-            <w:r>
-              <w:rPr>
-                <w:lang w:val="es-CO"/>
-              </w:rPr>
-              <w:t>hisotrial</w:t>
-            </w:r>
-            <w:proofErr w:type="spellEnd"/>
+              <w:t>Se da resolver en el ticket y se verifica el hisotrial</w:t>
+            </w:r>
           </w:p>
           <w:p>
             <w:pPr>
@@ -9908,35 +8197,7 @@
               <w:rPr>
                 <w:lang w:val="es-CO"/>
               </w:rPr>
-              <w:t xml:space="preserve">Ingresamos al historial de </w:t>
-            </w:r>
-            <w:proofErr w:type="gramStart"/>
-            <w:r>
-              <w:rPr>
-                <w:lang w:val="es-CO"/>
-              </w:rPr>
-              <w:t>ticket</w:t>
-            </w:r>
-            <w:proofErr w:type="gramEnd"/>
-            <w:r>
-              <w:rPr>
-                <w:lang w:val="es-CO"/>
-              </w:rPr>
-              <w:t xml:space="preserve"> para verifica que </w:t>
-            </w:r>
-            <w:proofErr w:type="spellStart"/>
-            <w:r>
-              <w:rPr>
-                <w:lang w:val="es-CO"/>
-              </w:rPr>
-              <w:t>este</w:t>
-            </w:r>
-            <w:proofErr w:type="spellEnd"/>
-            <w:r>
-              <w:rPr>
-                <w:lang w:val="es-CO"/>
-              </w:rPr>
-              <w:t xml:space="preserve"> resuelto</w:t>
+              <w:t>Ingresamos al historial de ticket para verifica que este resuelto</w:t>
             </w:r>
           </w:p>
           <w:p>
@@ -10011,19 +8272,8 @@
                 <w:sz w:val="18"/>
                 <w:lang w:val="es-CO"/>
               </w:rPr>
-              <w:t xml:space="preserve">[ Pegar evidencia / captura de pantalla </w:t>
-            </w:r>
-            <w:proofErr w:type="gramStart"/>
-            <w:r>
-              <w:rPr>
-                <w:i/>
-                <w:color w:val="9CA3AF"/>
-                <w:sz w:val="18"/>
-                <w:lang w:val="es-CO"/>
-              </w:rPr>
-              <w:t>aquí ]</w:t>
-            </w:r>
-            <w:proofErr w:type="gramEnd"/>
+              <w:t>[ Pegar evidencia / captura de pantalla aquí ]</w:t>
+            </w:r>
           </w:p>
         </w:tc>
       </w:tr>
@@ -10065,25 +8315,7 @@
           <w:lang w:val="es-CO"/>
         </w:rPr>
         <w:lastRenderedPageBreak/>
-        <w:t xml:space="preserve">6. PRUEBAS DE </w:t>
-      </w:r>
-      <w:proofErr w:type="gramStart"/>
-      <w:r>
-        <w:rPr>
-          <w:color w:val="FFFFFF"/>
-          <w:sz w:val="32"/>
-          <w:lang w:val="es-CO"/>
-        </w:rPr>
-        <w:t>TICKETS</w:t>
-      </w:r>
-      <w:proofErr w:type="gramEnd"/>
-      <w:r>
-        <w:rPr>
-          <w:color w:val="FFFFFF"/>
-          <w:sz w:val="32"/>
-          <w:lang w:val="es-CO"/>
-        </w:rPr>
-        <w:t xml:space="preserve"> — REABRIR Y CERRAR</w:t>
+        <w:t>6. PRUEBAS DE TICKETS — REABRIR Y CERRAR</w:t>
       </w:r>
     </w:p>
     <w:p>
@@ -10099,23 +8331,7 @@
           <w:color w:val="1A2C4E"/>
           <w:lang w:val="es-CO"/>
         </w:rPr>
-        <w:t xml:space="preserve">6.1 Solicitante reabre un </w:t>
-      </w:r>
-      <w:proofErr w:type="gramStart"/>
-      <w:r>
-        <w:rPr>
-          <w:color w:val="1A2C4E"/>
-          <w:lang w:val="es-CO"/>
-        </w:rPr>
-        <w:t>ticket</w:t>
-      </w:r>
-      <w:proofErr w:type="gramEnd"/>
-      <w:r>
-        <w:rPr>
-          <w:color w:val="1A2C4E"/>
-          <w:lang w:val="es-CO"/>
-        </w:rPr>
-        <w:t xml:space="preserve"> resuelto</w:t>
+        <w:t>6.1 Solicitante reabre un ticket resuelto</w:t>
       </w:r>
     </w:p>
     <w:p>
@@ -10238,23 +8454,7 @@
                 <w:sz w:val="18"/>
                 <w:lang w:val="es-CO"/>
               </w:rPr>
-              <w:t xml:space="preserve">Iniciar sesión como Solicitante y abrir el </w:t>
-            </w:r>
-            <w:proofErr w:type="gramStart"/>
-            <w:r>
-              <w:rPr>
-                <w:sz w:val="18"/>
-                <w:lang w:val="es-CO"/>
-              </w:rPr>
-              <w:t>ticket</w:t>
-            </w:r>
-            <w:proofErr w:type="gramEnd"/>
-            <w:r>
-              <w:rPr>
-                <w:sz w:val="18"/>
-                <w:lang w:val="es-CO"/>
-              </w:rPr>
-              <w:t xml:space="preserve"> 'Mi computador no enciende'</w:t>
+              <w:t>Iniciar sesión como Solicitante y abrir el ticket 'Mi computador no enciende'</w:t>
             </w:r>
           </w:p>
         </w:tc>
@@ -10275,25 +8475,7 @@
                 <w:sz w:val="18"/>
                 <w:lang w:val="es-CO"/>
               </w:rPr>
-              <w:t xml:space="preserve">El </w:t>
-            </w:r>
-            <w:proofErr w:type="gramStart"/>
-            <w:r>
-              <w:rPr>
-                <w:color w:val="166534"/>
-                <w:sz w:val="18"/>
-                <w:lang w:val="es-CO"/>
-              </w:rPr>
-              <w:t>ticket</w:t>
-            </w:r>
-            <w:proofErr w:type="gramEnd"/>
-            <w:r>
-              <w:rPr>
-                <w:color w:val="166534"/>
-                <w:sz w:val="18"/>
-                <w:lang w:val="es-CO"/>
-              </w:rPr>
-              <w:t xml:space="preserve"> muestra estado 'Resuelto' y aparece el botón 'Reabrir'</w:t>
+              <w:t>El ticket muestra estado 'Resuelto' y aparece el botón 'Reabrir'</w:t>
             </w:r>
           </w:p>
         </w:tc>
@@ -10407,36 +8589,8 @@
                 <w:sz w:val="18"/>
                 <w:lang w:val="es-CO"/>
               </w:rPr>
-              <w:t xml:space="preserve">El </w:t>
-            </w:r>
-            <w:proofErr w:type="gramStart"/>
-            <w:r>
-              <w:rPr>
-                <w:color w:val="166534"/>
-                <w:sz w:val="18"/>
-                <w:lang w:val="es-CO"/>
-              </w:rPr>
-              <w:t>ticket</w:t>
-            </w:r>
-            <w:proofErr w:type="gramEnd"/>
-            <w:r>
-              <w:rPr>
-                <w:color w:val="166534"/>
-                <w:sz w:val="18"/>
-                <w:lang w:val="es-CO"/>
-              </w:rPr>
-              <w:t xml:space="preserve"> vuelve al estado 'Abierto' o 'En Proceso', el historial registra </w:t>
-            </w:r>
-            <w:proofErr w:type="gramStart"/>
-            <w:r>
-              <w:rPr>
-                <w:color w:val="166534"/>
-                <w:sz w:val="18"/>
-                <w:lang w:val="es-CO"/>
-              </w:rPr>
-              <w:t>el reapertura</w:t>
-            </w:r>
-            <w:proofErr w:type="gramEnd"/>
+              <w:t>El ticket vuelve al estado 'Abierto' o 'En Proceso', el historial registra el reapertura</w:t>
+            </w:r>
           </w:p>
         </w:tc>
       </w:tr>
@@ -10486,35 +8640,7 @@
               <w:rPr>
                 <w:lang w:val="es-CO"/>
               </w:rPr>
-              <w:t xml:space="preserve">Se verifica que en el usuario que solicito el </w:t>
-            </w:r>
-            <w:proofErr w:type="gramStart"/>
-            <w:r>
-              <w:rPr>
-                <w:lang w:val="es-CO"/>
-              </w:rPr>
-              <w:t>ticket</w:t>
-            </w:r>
-            <w:proofErr w:type="gramEnd"/>
-            <w:r>
-              <w:rPr>
-                <w:lang w:val="es-CO"/>
-              </w:rPr>
-              <w:t xml:space="preserve"> aparezca el </w:t>
-            </w:r>
-            <w:proofErr w:type="gramStart"/>
-            <w:r>
-              <w:rPr>
-                <w:lang w:val="es-CO"/>
-              </w:rPr>
-              <w:t>ticket</w:t>
-            </w:r>
-            <w:proofErr w:type="gramEnd"/>
-            <w:r>
-              <w:rPr>
-                <w:lang w:val="es-CO"/>
-              </w:rPr>
-              <w:t xml:space="preserve"> resuelto </w:t>
+              <w:t xml:space="preserve">Se verifica que en el usuario que solicito el ticket aparezca el ticket resuelto </w:t>
             </w:r>
           </w:p>
           <w:p>
@@ -10574,21 +8700,7 @@
               <w:rPr>
                 <w:lang w:val="es-CO"/>
               </w:rPr>
-              <w:t xml:space="preserve">Se </w:t>
-            </w:r>
-            <w:proofErr w:type="spellStart"/>
-            <w:r>
-              <w:rPr>
-                <w:lang w:val="es-CO"/>
-              </w:rPr>
-              <w:t>verifca</w:t>
-            </w:r>
-            <w:proofErr w:type="spellEnd"/>
-            <w:r>
-              <w:rPr>
-                <w:lang w:val="es-CO"/>
-              </w:rPr>
-              <w:t xml:space="preserve"> también las notificaciones de manera correcta</w:t>
+              <w:t>Se verifca también las notificaciones de manera correcta</w:t>
             </w:r>
           </w:p>
           <w:p>
@@ -10649,21 +8761,13 @@
               <w:rPr>
                 <w:lang w:val="es-CO"/>
               </w:rPr>
-              <w:t xml:space="preserve">Se verifica la nota </w:t>
-            </w:r>
-            <w:proofErr w:type="spellStart"/>
-            <w:r>
-              <w:rPr>
-                <w:lang w:val="es-CO"/>
-              </w:rPr>
-              <w:t>iunterna</w:t>
-            </w:r>
-            <w:proofErr w:type="spellEnd"/>
-            <w:r>
-              <w:rPr>
-                <w:lang w:val="es-CO"/>
-              </w:rPr>
-              <w:t xml:space="preserve"> y comentarios</w:t>
+              <w:t>Se verifica la nota iunterna y comentarios</w:t>
+            </w:r>
+            <w:r>
+              <w:rPr>
+                <w:lang w:val="es-CO"/>
+              </w:rPr>
+              <w:t>1</w:t>
             </w:r>
           </w:p>
           <w:p>
@@ -10691,19 +8795,8 @@
                 <w:sz w:val="18"/>
                 <w:lang w:val="es-CO"/>
               </w:rPr>
-              <w:t xml:space="preserve">[ Pegar evidencia / captura de pantalla </w:t>
-            </w:r>
-            <w:proofErr w:type="gramStart"/>
-            <w:r>
-              <w:rPr>
-                <w:i/>
-                <w:color w:val="9CA3AF"/>
-                <w:sz w:val="18"/>
-                <w:lang w:val="es-CO"/>
-              </w:rPr>
-              <w:t>aquí ]</w:t>
-            </w:r>
-            <w:proofErr w:type="gramEnd"/>
+              <w:t>[ Pegar evidencia / captura de pantalla aquí ]</w:t>
+            </w:r>
           </w:p>
         </w:tc>
       </w:tr>
@@ -10729,17 +8822,8 @@
           <w:color w:val="1A2C4E"/>
           <w:lang w:val="es-CO"/>
         </w:rPr>
-        <w:t xml:space="preserve">6.2 Agente cierra manualmente un </w:t>
+        <w:t>6.2 Agente cierra manualmente un ticket</w:t>
       </w:r>
-      <w:proofErr w:type="gramStart"/>
-      <w:r>
-        <w:rPr>
-          <w:color w:val="1A2C4E"/>
-          <w:lang w:val="es-CO"/>
-        </w:rPr>
-        <w:t>ticket</w:t>
-      </w:r>
-      <w:proofErr w:type="gramEnd"/>
     </w:p>
     <w:p>
       <w:pPr>
@@ -10861,23 +8945,7 @@
                 <w:sz w:val="18"/>
                 <w:lang w:val="es-CO"/>
               </w:rPr>
-              <w:t xml:space="preserve">Abrir el </w:t>
-            </w:r>
-            <w:proofErr w:type="gramStart"/>
-            <w:r>
-              <w:rPr>
-                <w:sz w:val="18"/>
-                <w:lang w:val="es-CO"/>
-              </w:rPr>
-              <w:t>ticket</w:t>
-            </w:r>
-            <w:proofErr w:type="gramEnd"/>
-            <w:r>
-              <w:rPr>
-                <w:sz w:val="18"/>
-                <w:lang w:val="es-CO"/>
-              </w:rPr>
-              <w:t xml:space="preserve"> y cambiar estado a 'Resuelto' nuevamente</w:t>
+              <w:t>Abrir el ticket y cambiar estado a 'Resuelto' nuevamente</w:t>
             </w:r>
           </w:p>
         </w:tc>
@@ -10892,33 +8960,8 @@
                 <w:color w:val="166534"/>
                 <w:sz w:val="18"/>
               </w:rPr>
-              <w:t xml:space="preserve">Estado </w:t>
-            </w:r>
-            <w:proofErr w:type="spellStart"/>
-            <w:r>
-              <w:rPr>
-                <w:color w:val="166534"/>
-                <w:sz w:val="18"/>
-              </w:rPr>
-              <w:t>actualizado</w:t>
-            </w:r>
-            <w:proofErr w:type="spellEnd"/>
-            <w:r>
-              <w:rPr>
-                <w:color w:val="166534"/>
-                <w:sz w:val="18"/>
-              </w:rPr>
-              <w:t xml:space="preserve"> a </w:t>
-            </w:r>
-            <w:proofErr w:type="spellStart"/>
-            <w:r>
-              <w:rPr>
-                <w:color w:val="166534"/>
-                <w:sz w:val="18"/>
-              </w:rPr>
-              <w:t>Resuelto</w:t>
-            </w:r>
-            <w:proofErr w:type="spellEnd"/>
+              <w:t>Estado actualizado a Resuelto</w:t>
+            </w:r>
           </w:p>
         </w:tc>
       </w:tr>
@@ -10977,25 +9020,7 @@
                 <w:sz w:val="18"/>
                 <w:lang w:val="es-CO"/>
               </w:rPr>
-              <w:t xml:space="preserve">El </w:t>
-            </w:r>
-            <w:proofErr w:type="gramStart"/>
-            <w:r>
-              <w:rPr>
-                <w:color w:val="166534"/>
-                <w:sz w:val="18"/>
-                <w:lang w:val="es-CO"/>
-              </w:rPr>
-              <w:t>ticket</w:t>
-            </w:r>
-            <w:proofErr w:type="gramEnd"/>
-            <w:r>
-              <w:rPr>
-                <w:color w:val="166534"/>
-                <w:sz w:val="18"/>
-                <w:lang w:val="es-CO"/>
-              </w:rPr>
-              <w:t xml:space="preserve"> pasa a estado 'Cerrado'</w:t>
+              <w:t>El ticket pasa a estado 'Cerrado'</w:t>
             </w:r>
           </w:p>
         </w:tc>
@@ -11110,19 +9135,8 @@
                 <w:sz w:val="18"/>
                 <w:lang w:val="es-CO"/>
               </w:rPr>
-              <w:t xml:space="preserve">[ Pegar evidencia / captura de pantalla </w:t>
-            </w:r>
-            <w:proofErr w:type="gramStart"/>
-            <w:r>
-              <w:rPr>
-                <w:i/>
-                <w:color w:val="9CA3AF"/>
-                <w:sz w:val="18"/>
-                <w:lang w:val="es-CO"/>
-              </w:rPr>
-              <w:t>aquí ]</w:t>
-            </w:r>
-            <w:proofErr w:type="gramEnd"/>
+              <w:t>[ Pegar evidencia / captura de pantalla aquí ]</w:t>
+            </w:r>
           </w:p>
         </w:tc>
       </w:tr>
@@ -11192,21 +9206,7 @@
         <w:rPr>
           <w:color w:val="1A2C4E"/>
         </w:rPr>
-        <w:t xml:space="preserve">7.1 Crear un </w:t>
-      </w:r>
-      <w:proofErr w:type="spellStart"/>
-      <w:r>
-        <w:rPr>
-          <w:color w:val="1A2C4E"/>
-        </w:rPr>
-        <w:t>usuario</w:t>
-      </w:r>
-      <w:proofErr w:type="spellEnd"/>
-      <w:r>
-        <w:rPr>
-          <w:color w:val="1A2C4E"/>
-        </w:rPr>
-        <w:t xml:space="preserve"> nuevo</w:t>
+        <w:t>7.1 Crear un usuario nuevo</w:t>
       </w:r>
     </w:p>
     <w:tbl>
@@ -11313,33 +9313,8 @@
                 <w:sz w:val="18"/>
                 <w:lang w:val="es-CO"/>
               </w:rPr>
-              <w:t xml:space="preserve">Ir a </w:t>
-            </w:r>
-            <w:proofErr w:type="spellStart"/>
-            <w:r>
-              <w:rPr>
-                <w:sz w:val="18"/>
-                <w:lang w:val="es-CO"/>
-              </w:rPr>
-              <w:t>Admin</w:t>
-            </w:r>
-            <w:proofErr w:type="spellEnd"/>
-            <w:r>
-              <w:rPr>
-                <w:sz w:val="18"/>
-                <w:lang w:val="es-CO"/>
-              </w:rPr>
-              <w:t xml:space="preserve"> → Usuarios en el </w:t>
-            </w:r>
-            <w:proofErr w:type="spellStart"/>
-            <w:r>
-              <w:rPr>
-                <w:sz w:val="18"/>
-                <w:lang w:val="es-CO"/>
-              </w:rPr>
-              <w:t>sidebar</w:t>
-            </w:r>
-            <w:proofErr w:type="spellEnd"/>
+              <w:t>Ir a Admin → Usuarios en el sidebar</w:t>
+            </w:r>
           </w:p>
         </w:tc>
         <w:tc>
@@ -11458,65 +9433,8 @@
                 <w:sz w:val="18"/>
                 <w:lang w:val="es-CO"/>
               </w:rPr>
-              <w:t xml:space="preserve">Ingresar: Nombre: Pedro </w:t>
-            </w:r>
-            <w:proofErr w:type="gramStart"/>
-            <w:r>
-              <w:rPr>
-                <w:sz w:val="18"/>
-                <w:lang w:val="es-CO"/>
-              </w:rPr>
-              <w:t>Prueba  |</w:t>
-            </w:r>
-            <w:proofErr w:type="gramEnd"/>
-            <w:r>
-              <w:rPr>
-                <w:sz w:val="18"/>
-                <w:lang w:val="es-CO"/>
-              </w:rPr>
-              <w:t xml:space="preserve">  Email: </w:t>
-            </w:r>
-            <w:proofErr w:type="gramStart"/>
-            <w:r>
-              <w:rPr>
-                <w:sz w:val="18"/>
-                <w:lang w:val="es-CO"/>
-              </w:rPr>
-              <w:t>pedro@smartsecurity.com.co  |</w:t>
-            </w:r>
-            <w:proofErr w:type="gramEnd"/>
-            <w:r>
-              <w:rPr>
-                <w:sz w:val="18"/>
-                <w:lang w:val="es-CO"/>
-              </w:rPr>
-              <w:t xml:space="preserve">  Rol: </w:t>
-            </w:r>
-            <w:proofErr w:type="gramStart"/>
-            <w:r>
-              <w:rPr>
-                <w:sz w:val="18"/>
-                <w:lang w:val="es-CO"/>
-              </w:rPr>
-              <w:t>Agente  |</w:t>
-            </w:r>
-            <w:proofErr w:type="gramEnd"/>
-            <w:r>
-              <w:rPr>
-                <w:sz w:val="18"/>
-                <w:lang w:val="es-CO"/>
-              </w:rPr>
-              <w:t xml:space="preserve">  Contraseña: </w:t>
-            </w:r>
-            <w:proofErr w:type="gramStart"/>
-            <w:r>
-              <w:rPr>
-                <w:sz w:val="18"/>
-                <w:lang w:val="es-CO"/>
-              </w:rPr>
-              <w:t>Test123!</w:t>
-            </w:r>
-            <w:proofErr w:type="gramEnd"/>
+              <w:t>Ingresar: Nombre: Pedro Prueba  |  Email: pedro@smartsecurity.com.co  |  Rol: Agente  |  Contraseña: Test123!</w:t>
+            </w:r>
           </w:p>
         </w:tc>
         <w:tc>
@@ -11530,33 +9448,8 @@
                 <w:color w:val="166534"/>
                 <w:sz w:val="18"/>
               </w:rPr>
-              <w:t xml:space="preserve">Campos </w:t>
-            </w:r>
-            <w:proofErr w:type="spellStart"/>
-            <w:r>
-              <w:rPr>
-                <w:color w:val="166534"/>
-                <w:sz w:val="18"/>
-              </w:rPr>
-              <w:t>llenos</w:t>
-            </w:r>
-            <w:proofErr w:type="spellEnd"/>
-            <w:r>
-              <w:rPr>
-                <w:color w:val="166534"/>
-                <w:sz w:val="18"/>
-              </w:rPr>
-              <w:t xml:space="preserve"> sin </w:t>
-            </w:r>
-            <w:proofErr w:type="spellStart"/>
-            <w:r>
-              <w:rPr>
-                <w:color w:val="166534"/>
-                <w:sz w:val="18"/>
-              </w:rPr>
-              <w:t>errores</w:t>
-            </w:r>
-            <w:proofErr w:type="spellEnd"/>
+              <w:t>Campos llenos sin errores</w:t>
+            </w:r>
           </w:p>
         </w:tc>
       </w:tr>
@@ -11670,19 +9563,8 @@
                 <w:sz w:val="18"/>
                 <w:lang w:val="es-CO"/>
               </w:rPr>
-              <w:t xml:space="preserve">[ Pegar evidencia / captura de pantalla </w:t>
-            </w:r>
-            <w:proofErr w:type="gramStart"/>
-            <w:r>
-              <w:rPr>
-                <w:i/>
-                <w:color w:val="9CA3AF"/>
-                <w:sz w:val="18"/>
-                <w:lang w:val="es-CO"/>
-              </w:rPr>
-              <w:t>aquí ]</w:t>
-            </w:r>
-            <w:proofErr w:type="gramEnd"/>
+              <w:t>[ Pegar evidencia / captura de pantalla aquí ]</w:t>
+            </w:r>
           </w:p>
         </w:tc>
       </w:tr>
@@ -11704,44 +9586,8 @@
         <w:rPr>
           <w:color w:val="1A2C4E"/>
         </w:rPr>
-        <w:t xml:space="preserve">7.2 </w:t>
+        <w:t>7.2 Editar un usuario existente</w:t>
       </w:r>
-      <w:proofErr w:type="spellStart"/>
-      <w:r>
-        <w:rPr>
-          <w:color w:val="1A2C4E"/>
-        </w:rPr>
-        <w:t>Editar</w:t>
-      </w:r>
-      <w:proofErr w:type="spellEnd"/>
-      <w:r>
-        <w:rPr>
-          <w:color w:val="1A2C4E"/>
-        </w:rPr>
-        <w:t xml:space="preserve"> un </w:t>
-      </w:r>
-      <w:proofErr w:type="spellStart"/>
-      <w:r>
-        <w:rPr>
-          <w:color w:val="1A2C4E"/>
-        </w:rPr>
-        <w:t>usuario</w:t>
-      </w:r>
-      <w:proofErr w:type="spellEnd"/>
-      <w:r>
-        <w:rPr>
-          <w:color w:val="1A2C4E"/>
-        </w:rPr>
-        <w:t xml:space="preserve"> </w:t>
-      </w:r>
-      <w:proofErr w:type="spellStart"/>
-      <w:r>
-        <w:rPr>
-          <w:color w:val="1A2C4E"/>
-        </w:rPr>
-        <w:t>existente</w:t>
-      </w:r>
-      <w:proofErr w:type="spellEnd"/>
     </w:p>
     <w:tbl>
       <w:tblPr>
@@ -11983,19 +9829,8 @@
                 <w:sz w:val="18"/>
                 <w:lang w:val="es-CO"/>
               </w:rPr>
-              <w:t xml:space="preserve">[ Pegar evidencia / captura de pantalla </w:t>
-            </w:r>
-            <w:proofErr w:type="gramStart"/>
-            <w:r>
-              <w:rPr>
-                <w:i/>
-                <w:color w:val="9CA3AF"/>
-                <w:sz w:val="18"/>
-                <w:lang w:val="es-CO"/>
-              </w:rPr>
-              <w:t>aquí ]</w:t>
-            </w:r>
-            <w:proofErr w:type="gramEnd"/>
+              <w:t>[ Pegar evidencia / captura de pantalla aquí ]</w:t>
+            </w:r>
           </w:p>
         </w:tc>
       </w:tr>
@@ -12017,30 +9852,8 @@
         <w:rPr>
           <w:color w:val="1A2C4E"/>
         </w:rPr>
-        <w:t xml:space="preserve">7.3 </w:t>
+        <w:t>7.3 Archivar un usuario</w:t>
       </w:r>
-      <w:proofErr w:type="spellStart"/>
-      <w:r>
-        <w:rPr>
-          <w:color w:val="1A2C4E"/>
-        </w:rPr>
-        <w:t>Archivar</w:t>
-      </w:r>
-      <w:proofErr w:type="spellEnd"/>
-      <w:r>
-        <w:rPr>
-          <w:color w:val="1A2C4E"/>
-        </w:rPr>
-        <w:t xml:space="preserve"> un </w:t>
-      </w:r>
-      <w:proofErr w:type="spellStart"/>
-      <w:r>
-        <w:rPr>
-          <w:color w:val="1A2C4E"/>
-        </w:rPr>
-        <w:t>usuario</w:t>
-      </w:r>
-      <w:proofErr w:type="spellEnd"/>
     </w:p>
     <w:tbl>
       <w:tblPr>
@@ -12276,19 +10089,8 @@
                 <w:sz w:val="18"/>
                 <w:lang w:val="es-CO"/>
               </w:rPr>
-              <w:t xml:space="preserve">[ Pegar evidencia / captura de pantalla </w:t>
-            </w:r>
-            <w:proofErr w:type="gramStart"/>
-            <w:r>
-              <w:rPr>
-                <w:i/>
-                <w:color w:val="9CA3AF"/>
-                <w:sz w:val="18"/>
-                <w:lang w:val="es-CO"/>
-              </w:rPr>
-              <w:t>aquí ]</w:t>
-            </w:r>
-            <w:proofErr w:type="gramEnd"/>
+              <w:t>[ Pegar evidencia / captura de pantalla aquí ]</w:t>
+            </w:r>
           </w:p>
         </w:tc>
       </w:tr>
@@ -12358,30 +10160,8 @@
         <w:rPr>
           <w:color w:val="1A2C4E"/>
         </w:rPr>
-        <w:t xml:space="preserve">8.1 Ver </w:t>
+        <w:t>8.1 Ver áreas existentes</w:t>
       </w:r>
-      <w:proofErr w:type="spellStart"/>
-      <w:r>
-        <w:rPr>
-          <w:color w:val="1A2C4E"/>
-        </w:rPr>
-        <w:t>áreas</w:t>
-      </w:r>
-      <w:proofErr w:type="spellEnd"/>
-      <w:r>
-        <w:rPr>
-          <w:color w:val="1A2C4E"/>
-        </w:rPr>
-        <w:t xml:space="preserve"> </w:t>
-      </w:r>
-      <w:proofErr w:type="spellStart"/>
-      <w:r>
-        <w:rPr>
-          <w:color w:val="1A2C4E"/>
-        </w:rPr>
-        <w:t>existentes</w:t>
-      </w:r>
-      <w:proofErr w:type="spellEnd"/>
     </w:p>
     <w:tbl>
       <w:tblPr>
@@ -12487,33 +10267,8 @@
                 <w:sz w:val="18"/>
                 <w:lang w:val="es-CO"/>
               </w:rPr>
-              <w:t xml:space="preserve">Ir a </w:t>
-            </w:r>
-            <w:proofErr w:type="spellStart"/>
-            <w:r>
-              <w:rPr>
-                <w:sz w:val="18"/>
-                <w:lang w:val="es-CO"/>
-              </w:rPr>
-              <w:t>Admin</w:t>
-            </w:r>
-            <w:proofErr w:type="spellEnd"/>
-            <w:r>
-              <w:rPr>
-                <w:sz w:val="18"/>
-                <w:lang w:val="es-CO"/>
-              </w:rPr>
-              <w:t xml:space="preserve"> → Áreas en el </w:t>
-            </w:r>
-            <w:proofErr w:type="spellStart"/>
-            <w:r>
-              <w:rPr>
-                <w:sz w:val="18"/>
-                <w:lang w:val="es-CO"/>
-              </w:rPr>
-              <w:t>sidebar</w:t>
-            </w:r>
-            <w:proofErr w:type="spellEnd"/>
+              <w:t>Ir a Admin → Áreas en el sidebar</w:t>
+            </w:r>
           </w:p>
         </w:tc>
         <w:tc>
@@ -12648,19 +10403,8 @@
                 <w:sz w:val="18"/>
                 <w:lang w:val="es-CO"/>
               </w:rPr>
-              <w:t xml:space="preserve">[ Pegar evidencia / captura de pantalla </w:t>
-            </w:r>
-            <w:proofErr w:type="gramStart"/>
-            <w:r>
-              <w:rPr>
-                <w:i/>
-                <w:color w:val="9CA3AF"/>
-                <w:sz w:val="18"/>
-                <w:lang w:val="es-CO"/>
-              </w:rPr>
-              <w:t>aquí ]</w:t>
-            </w:r>
-            <w:proofErr w:type="gramEnd"/>
+              <w:t>[ Pegar evidencia / captura de pantalla aquí ]</w:t>
+            </w:r>
           </w:p>
         </w:tc>
       </w:tr>
@@ -12682,30 +10426,8 @@
         <w:rPr>
           <w:color w:val="1A2C4E"/>
         </w:rPr>
-        <w:t xml:space="preserve">8.2 Crear un </w:t>
+        <w:t>8.2 Crear un área nueva</w:t>
       </w:r>
-      <w:proofErr w:type="spellStart"/>
-      <w:r>
-        <w:rPr>
-          <w:color w:val="1A2C4E"/>
-        </w:rPr>
-        <w:t>área</w:t>
-      </w:r>
-      <w:proofErr w:type="spellEnd"/>
-      <w:r>
-        <w:rPr>
-          <w:color w:val="1A2C4E"/>
-        </w:rPr>
-        <w:t xml:space="preserve"> </w:t>
-      </w:r>
-      <w:proofErr w:type="spellStart"/>
-      <w:r>
-        <w:rPr>
-          <w:color w:val="1A2C4E"/>
-        </w:rPr>
-        <w:t>nueva</w:t>
-      </w:r>
-      <w:proofErr w:type="spellEnd"/>
     </w:p>
     <w:tbl>
       <w:tblPr>
@@ -12871,23 +10593,7 @@
                 <w:sz w:val="18"/>
                 <w:lang w:val="es-CO"/>
               </w:rPr>
-              <w:t>Ingresar Nombre: 'Mantenimiento</w:t>
-            </w:r>
-            <w:proofErr w:type="gramStart"/>
-            <w:r>
-              <w:rPr>
-                <w:sz w:val="18"/>
-                <w:lang w:val="es-CO"/>
-              </w:rPr>
-              <w:t>'  y</w:t>
-            </w:r>
-            <w:proofErr w:type="gramEnd"/>
-            <w:r>
-              <w:rPr>
-                <w:sz w:val="18"/>
-                <w:lang w:val="es-CO"/>
-              </w:rPr>
-              <w:t xml:space="preserve">  Descripción: 'Área de mantenimiento de instalaciones'</w:t>
+              <w:t>Ingresar Nombre: 'Mantenimiento'  y  Descripción: 'Área de mantenimiento de instalaciones'</w:t>
             </w:r>
           </w:p>
         </w:tc>
@@ -12902,17 +10608,8 @@
                 <w:color w:val="166534"/>
                 <w:sz w:val="18"/>
               </w:rPr>
-              <w:t xml:space="preserve">Campos </w:t>
-            </w:r>
-            <w:proofErr w:type="spellStart"/>
-            <w:r>
-              <w:rPr>
-                <w:color w:val="166534"/>
-                <w:sz w:val="18"/>
-              </w:rPr>
-              <w:t>llenos</w:t>
-            </w:r>
-            <w:proofErr w:type="spellEnd"/>
+              <w:t>Campos llenos</w:t>
+            </w:r>
           </w:p>
         </w:tc>
       </w:tr>
@@ -13020,19 +10717,8 @@
                 <w:sz w:val="18"/>
                 <w:lang w:val="es-CO"/>
               </w:rPr>
-              <w:t xml:space="preserve">[ Pegar evidencia / captura de pantalla </w:t>
-            </w:r>
-            <w:proofErr w:type="gramStart"/>
-            <w:r>
-              <w:rPr>
-                <w:i/>
-                <w:color w:val="9CA3AF"/>
-                <w:sz w:val="18"/>
-                <w:lang w:val="es-CO"/>
-              </w:rPr>
-              <w:t>aquí ]</w:t>
-            </w:r>
-            <w:proofErr w:type="gramEnd"/>
+              <w:t>[ Pegar evidencia / captura de pantalla aquí ]</w:t>
+            </w:r>
           </w:p>
         </w:tc>
       </w:tr>
@@ -13054,35 +10740,7 @@
         <w:rPr>
           <w:color w:val="1A2C4E"/>
         </w:rPr>
-        <w:t xml:space="preserve">8.3 </w:t>
-      </w:r>
-      <w:proofErr w:type="spellStart"/>
-      <w:r>
-        <w:rPr>
-          <w:color w:val="1A2C4E"/>
-        </w:rPr>
-        <w:t>Agregar</w:t>
-      </w:r>
-      <w:proofErr w:type="spellEnd"/>
-      <w:r>
-        <w:rPr>
-          <w:color w:val="1A2C4E"/>
-        </w:rPr>
-        <w:t xml:space="preserve"> </w:t>
-      </w:r>
-      <w:proofErr w:type="spellStart"/>
-      <w:r>
-        <w:rPr>
-          <w:color w:val="1A2C4E"/>
-        </w:rPr>
-        <w:t>miembro</w:t>
-      </w:r>
-      <w:proofErr w:type="spellEnd"/>
-      <w:r>
-        <w:rPr>
-          <w:color w:val="1A2C4E"/>
-        </w:rPr>
-        <w:t xml:space="preserve"> a un área</w:t>
+        <w:t>8.3 Agregar miembro a un área</w:t>
       </w:r>
     </w:p>
     <w:tbl>
@@ -13319,19 +10977,8 @@
                 <w:sz w:val="18"/>
                 <w:lang w:val="es-CO"/>
               </w:rPr>
-              <w:t xml:space="preserve">[ Pegar evidencia / captura de pantalla </w:t>
-            </w:r>
-            <w:proofErr w:type="gramStart"/>
-            <w:r>
-              <w:rPr>
-                <w:i/>
-                <w:color w:val="9CA3AF"/>
-                <w:sz w:val="18"/>
-                <w:lang w:val="es-CO"/>
-              </w:rPr>
-              <w:t>aquí ]</w:t>
-            </w:r>
-            <w:proofErr w:type="gramEnd"/>
+              <w:t>[ Pegar evidencia / captura de pantalla aquí ]</w:t>
+            </w:r>
           </w:p>
         </w:tc>
       </w:tr>
@@ -13373,18 +11020,8 @@
           <w:lang w:val="es-CO"/>
         </w:rPr>
         <w:lastRenderedPageBreak/>
-        <w:t xml:space="preserve">9. PRUEBAS DE ADMINISTRACIÓN — CATEGORÍAS Y </w:t>
+        <w:t>9. PRUEBAS DE ADMINISTRACIÓN — CATEGORÍAS Y SLAs</w:t>
       </w:r>
-      <w:proofErr w:type="spellStart"/>
-      <w:r>
-        <w:rPr>
-          <w:color w:val="FFFFFF"/>
-          <w:sz w:val="32"/>
-          <w:lang w:val="es-CO"/>
-        </w:rPr>
-        <w:t>SLAs</w:t>
-      </w:r>
-      <w:proofErr w:type="spellEnd"/>
     </w:p>
     <w:p>
       <w:pPr>
@@ -13411,30 +11048,8 @@
         <w:rPr>
           <w:color w:val="1A2C4E"/>
         </w:rPr>
-        <w:t xml:space="preserve">9.1 Ver y </w:t>
+        <w:t>9.1 Ver y editar categorías</w:t>
       </w:r>
-      <w:proofErr w:type="spellStart"/>
-      <w:r>
-        <w:rPr>
-          <w:color w:val="1A2C4E"/>
-        </w:rPr>
-        <w:t>editar</w:t>
-      </w:r>
-      <w:proofErr w:type="spellEnd"/>
-      <w:r>
-        <w:rPr>
-          <w:color w:val="1A2C4E"/>
-        </w:rPr>
-        <w:t xml:space="preserve"> </w:t>
-      </w:r>
-      <w:proofErr w:type="spellStart"/>
-      <w:r>
-        <w:rPr>
-          <w:color w:val="1A2C4E"/>
-        </w:rPr>
-        <w:t>categorías</w:t>
-      </w:r>
-      <w:proofErr w:type="spellEnd"/>
     </w:p>
     <w:tbl>
       <w:tblPr>
@@ -13714,23 +11329,7 @@
                 <w:sz w:val="18"/>
                 <w:lang w:val="es-CO"/>
               </w:rPr>
-              <w:t xml:space="preserve">Hacer clic en el </w:t>
-            </w:r>
-            <w:proofErr w:type="spellStart"/>
-            <w:r>
-              <w:rPr>
-                <w:sz w:val="18"/>
-                <w:lang w:val="es-CO"/>
-              </w:rPr>
-              <w:t>toggle</w:t>
-            </w:r>
-            <w:proofErr w:type="spellEnd"/>
-            <w:r>
-              <w:rPr>
-                <w:sz w:val="18"/>
-                <w:lang w:val="es-CO"/>
-              </w:rPr>
-              <w:t xml:space="preserve"> de activar/desactivar de la categoría 'General'</w:t>
+              <w:t>Hacer clic en el toggle de activar/desactivar de la categoría 'General'</w:t>
             </w:r>
           </w:p>
         </w:tc>
@@ -13806,19 +11405,8 @@
                 <w:sz w:val="18"/>
                 <w:lang w:val="es-CO"/>
               </w:rPr>
-              <w:t xml:space="preserve">[ Pegar evidencia / captura de pantalla </w:t>
-            </w:r>
-            <w:proofErr w:type="gramStart"/>
-            <w:r>
-              <w:rPr>
-                <w:i/>
-                <w:color w:val="9CA3AF"/>
-                <w:sz w:val="18"/>
-                <w:lang w:val="es-CO"/>
-              </w:rPr>
-              <w:t>aquí ]</w:t>
-            </w:r>
-            <w:proofErr w:type="gramEnd"/>
+              <w:t>[ Pegar evidencia / captura de pantalla aquí ]</w:t>
+            </w:r>
           </w:p>
         </w:tc>
       </w:tr>
@@ -13962,25 +11550,7 @@
                 <w:sz w:val="18"/>
                 <w:lang w:val="es-CO"/>
               </w:rPr>
-              <w:t xml:space="preserve">Se muestran los 4 </w:t>
-            </w:r>
-            <w:proofErr w:type="spellStart"/>
-            <w:r>
-              <w:rPr>
-                <w:color w:val="166534"/>
-                <w:sz w:val="18"/>
-                <w:lang w:val="es-CO"/>
-              </w:rPr>
-              <w:t>SLAs</w:t>
-            </w:r>
-            <w:proofErr w:type="spellEnd"/>
-            <w:r>
-              <w:rPr>
-                <w:color w:val="166534"/>
-                <w:sz w:val="18"/>
-                <w:lang w:val="es-CO"/>
-              </w:rPr>
-              <w:t>: Urgente (1h/4h), Alta (4h/8h), Media (8h/24h), Baja (24h/72h)</w:t>
+              <w:t>Se muestran los 4 SLAs: Urgente (1h/4h), Alta (4h/8h), Media (8h/24h), Baja (24h/72h)</w:t>
             </w:r>
           </w:p>
         </w:tc>
@@ -14155,19 +11725,8 @@
                 <w:sz w:val="18"/>
                 <w:lang w:val="es-CO"/>
               </w:rPr>
-              <w:t xml:space="preserve">[ Pegar evidencia / captura de pantalla </w:t>
-            </w:r>
-            <w:proofErr w:type="gramStart"/>
-            <w:r>
-              <w:rPr>
-                <w:i/>
-                <w:color w:val="9CA3AF"/>
-                <w:sz w:val="18"/>
-                <w:lang w:val="es-CO"/>
-              </w:rPr>
-              <w:t>aquí ]</w:t>
-            </w:r>
-            <w:proofErr w:type="gramEnd"/>
+              <w:t>[ Pegar evidencia / captura de pantalla aquí ]</w:t>
+            </w:r>
           </w:p>
         </w:tc>
       </w:tr>
@@ -14237,44 +11796,8 @@
         <w:rPr>
           <w:color w:val="1A2C4E"/>
         </w:rPr>
-        <w:t xml:space="preserve">10.1 Crear </w:t>
+        <w:t>10.1 Crear una plantilla recurrente</w:t>
       </w:r>
-      <w:proofErr w:type="spellStart"/>
-      <w:r>
-        <w:rPr>
-          <w:color w:val="1A2C4E"/>
-        </w:rPr>
-        <w:t>una</w:t>
-      </w:r>
-      <w:proofErr w:type="spellEnd"/>
-      <w:r>
-        <w:rPr>
-          <w:color w:val="1A2C4E"/>
-        </w:rPr>
-        <w:t xml:space="preserve"> </w:t>
-      </w:r>
-      <w:proofErr w:type="spellStart"/>
-      <w:r>
-        <w:rPr>
-          <w:color w:val="1A2C4E"/>
-        </w:rPr>
-        <w:t>plantilla</w:t>
-      </w:r>
-      <w:proofErr w:type="spellEnd"/>
-      <w:r>
-        <w:rPr>
-          <w:color w:val="1A2C4E"/>
-        </w:rPr>
-        <w:t xml:space="preserve"> </w:t>
-      </w:r>
-      <w:proofErr w:type="spellStart"/>
-      <w:r>
-        <w:rPr>
-          <w:color w:val="1A2C4E"/>
-        </w:rPr>
-        <w:t>recurrente</w:t>
-      </w:r>
-      <w:proofErr w:type="spellEnd"/>
     </w:p>
     <w:tbl>
       <w:tblPr>
@@ -14380,23 +11903,7 @@
                 <w:sz w:val="18"/>
                 <w:lang w:val="es-CO"/>
               </w:rPr>
-              <w:t xml:space="preserve">Ir a </w:t>
-            </w:r>
-            <w:proofErr w:type="spellStart"/>
-            <w:r>
-              <w:rPr>
-                <w:sz w:val="18"/>
-                <w:lang w:val="es-CO"/>
-              </w:rPr>
-              <w:t>Admin</w:t>
-            </w:r>
-            <w:proofErr w:type="spellEnd"/>
-            <w:r>
-              <w:rPr>
-                <w:sz w:val="18"/>
-                <w:lang w:val="es-CO"/>
-              </w:rPr>
-              <w:t xml:space="preserve"> → Plantillas Recurrentes</w:t>
+              <w:t>Ir a Admin → Plantillas Recurrentes</w:t>
             </w:r>
           </w:p>
         </w:tc>
@@ -14516,81 +12023,8 @@
                 <w:sz w:val="18"/>
                 <w:lang w:val="es-CO"/>
               </w:rPr>
-              <w:t>Configurar: Título: 'Respaldo semanal de datos</w:t>
-            </w:r>
-            <w:proofErr w:type="gramStart"/>
-            <w:r>
-              <w:rPr>
-                <w:sz w:val="18"/>
-                <w:lang w:val="es-CO"/>
-              </w:rPr>
-              <w:t>'  |</w:t>
-            </w:r>
-            <w:proofErr w:type="gramEnd"/>
-            <w:r>
-              <w:rPr>
-                <w:sz w:val="18"/>
-                <w:lang w:val="es-CO"/>
-              </w:rPr>
-              <w:t xml:space="preserve">  Descripción: 'Verificar que los respaldos automáticos se ejecutaron correctamente</w:t>
-            </w:r>
-            <w:proofErr w:type="gramStart"/>
-            <w:r>
-              <w:rPr>
-                <w:sz w:val="18"/>
-                <w:lang w:val="es-CO"/>
-              </w:rPr>
-              <w:t>'  |</w:t>
-            </w:r>
-            <w:proofErr w:type="gramEnd"/>
-            <w:r>
-              <w:rPr>
-                <w:sz w:val="18"/>
-                <w:lang w:val="es-CO"/>
-              </w:rPr>
-              <w:t xml:space="preserve">  Prioridad: </w:t>
-            </w:r>
-            <w:proofErr w:type="gramStart"/>
-            <w:r>
-              <w:rPr>
-                <w:sz w:val="18"/>
-                <w:lang w:val="es-CO"/>
-              </w:rPr>
-              <w:t>Media  |</w:t>
-            </w:r>
-            <w:proofErr w:type="gramEnd"/>
-            <w:r>
-              <w:rPr>
-                <w:sz w:val="18"/>
-                <w:lang w:val="es-CO"/>
-              </w:rPr>
-              <w:t xml:space="preserve">  Recurrencia: </w:t>
-            </w:r>
-            <w:proofErr w:type="gramStart"/>
-            <w:r>
-              <w:rPr>
-                <w:sz w:val="18"/>
-                <w:lang w:val="es-CO"/>
-              </w:rPr>
-              <w:t>Semanal  |</w:t>
-            </w:r>
-            <w:proofErr w:type="gramEnd"/>
-            <w:r>
-              <w:rPr>
-                <w:sz w:val="18"/>
-                <w:lang w:val="es-CO"/>
-              </w:rPr>
-              <w:t xml:space="preserve">  Día: </w:t>
-            </w:r>
-            <w:proofErr w:type="gramStart"/>
-            <w:r>
-              <w:rPr>
-                <w:sz w:val="18"/>
-                <w:lang w:val="es-CO"/>
-              </w:rPr>
-              <w:t>Lunes</w:t>
-            </w:r>
-            <w:proofErr w:type="gramEnd"/>
+              <w:t>Configurar: Título: 'Respaldo semanal de datos'  |  Descripción: 'Verificar que los respaldos automáticos se ejecutaron correctamente'  |  Prioridad: Media  |  Recurrencia: Semanal  |  Día: Lunes</w:t>
+            </w:r>
           </w:p>
         </w:tc>
         <w:tc>
@@ -14604,17 +12038,8 @@
                 <w:color w:val="166534"/>
                 <w:sz w:val="18"/>
               </w:rPr>
-              <w:t xml:space="preserve">Campos </w:t>
-            </w:r>
-            <w:proofErr w:type="spellStart"/>
-            <w:r>
-              <w:rPr>
-                <w:color w:val="166534"/>
-                <w:sz w:val="18"/>
-              </w:rPr>
-              <w:t>configurados</w:t>
-            </w:r>
-            <w:proofErr w:type="spellEnd"/>
+              <w:t>Campos configurados</w:t>
+            </w:r>
           </w:p>
         </w:tc>
       </w:tr>
@@ -14667,18 +12092,8 @@
                 <w:sz w:val="18"/>
                 <w:lang w:val="es-CO"/>
               </w:rPr>
-              <w:t xml:space="preserve">La plantilla aparece en la lista con estado 'Activa' y la fecha del próximo </w:t>
-            </w:r>
-            <w:proofErr w:type="gramStart"/>
-            <w:r>
-              <w:rPr>
-                <w:color w:val="166534"/>
-                <w:sz w:val="18"/>
-                <w:lang w:val="es-CO"/>
-              </w:rPr>
-              <w:t>ticket</w:t>
-            </w:r>
-            <w:proofErr w:type="gramEnd"/>
+              <w:t>La plantilla aparece en la lista con estado 'Activa' y la fecha del próximo ticket</w:t>
+            </w:r>
           </w:p>
         </w:tc>
       </w:tr>
@@ -14716,23 +12131,7 @@
                 <w:sz w:val="18"/>
                 <w:lang w:val="es-CO"/>
               </w:rPr>
-              <w:t xml:space="preserve">Usar el </w:t>
-            </w:r>
-            <w:proofErr w:type="spellStart"/>
-            <w:r>
-              <w:rPr>
-                <w:sz w:val="18"/>
-                <w:lang w:val="es-CO"/>
-              </w:rPr>
-              <w:t>toggle</w:t>
-            </w:r>
-            <w:proofErr w:type="spellEnd"/>
-            <w:r>
-              <w:rPr>
-                <w:sz w:val="18"/>
-                <w:lang w:val="es-CO"/>
-              </w:rPr>
-              <w:t xml:space="preserve"> para desactivar la plantilla</w:t>
+              <w:t>Usar el toggle para desactivar la plantilla</w:t>
             </w:r>
           </w:p>
         </w:tc>
@@ -14808,19 +12207,8 @@
                 <w:sz w:val="18"/>
                 <w:lang w:val="es-CO"/>
               </w:rPr>
-              <w:t xml:space="preserve">[ Pegar evidencia / captura de pantalla </w:t>
-            </w:r>
-            <w:proofErr w:type="gramStart"/>
-            <w:r>
-              <w:rPr>
-                <w:i/>
-                <w:color w:val="9CA3AF"/>
-                <w:sz w:val="18"/>
-                <w:lang w:val="es-CO"/>
-              </w:rPr>
-              <w:t>aquí ]</w:t>
-            </w:r>
-            <w:proofErr w:type="gramEnd"/>
+              <w:t>[ Pegar evidencia / captura de pantalla aquí ]</w:t>
+            </w:r>
           </w:p>
         </w:tc>
       </w:tr>
@@ -14890,30 +12278,8 @@
         <w:rPr>
           <w:color w:val="1A2C4E"/>
         </w:rPr>
-        <w:t xml:space="preserve">11.1 Ver y </w:t>
+        <w:t>11.1 Ver y editar la configuración</w:t>
       </w:r>
-      <w:proofErr w:type="spellStart"/>
-      <w:r>
-        <w:rPr>
-          <w:color w:val="1A2C4E"/>
-        </w:rPr>
-        <w:t>editar</w:t>
-      </w:r>
-      <w:proofErr w:type="spellEnd"/>
-      <w:r>
-        <w:rPr>
-          <w:color w:val="1A2C4E"/>
-        </w:rPr>
-        <w:t xml:space="preserve"> la </w:t>
-      </w:r>
-      <w:proofErr w:type="spellStart"/>
-      <w:r>
-        <w:rPr>
-          <w:color w:val="1A2C4E"/>
-        </w:rPr>
-        <w:t>configuración</w:t>
-      </w:r>
-      <w:proofErr w:type="spellEnd"/>
     </w:p>
     <w:tbl>
       <w:tblPr>
@@ -15034,18 +12400,8 @@
                 <w:sz w:val="18"/>
                 <w:lang w:val="es-CO"/>
               </w:rPr>
-              <w:t xml:space="preserve">Se muestra el formulario de configuración con los valores actuales del </w:t>
-            </w:r>
-            <w:proofErr w:type="spellStart"/>
-            <w:r>
-              <w:rPr>
-                <w:color w:val="166534"/>
-                <w:sz w:val="18"/>
-                <w:lang w:val="es-CO"/>
-              </w:rPr>
-              <w:t>tenant</w:t>
-            </w:r>
-            <w:proofErr w:type="spellEnd"/>
+              <w:t>Se muestra el formulario de configuración con los valores actuales del tenant</w:t>
+            </w:r>
           </w:p>
         </w:tc>
       </w:tr>
@@ -15083,23 +12439,7 @@
                 <w:sz w:val="18"/>
                 <w:lang w:val="es-CO"/>
               </w:rPr>
-              <w:t xml:space="preserve">Verificar que se muestran los campos: Color primario, Método de autenticación, Días de </w:t>
-            </w:r>
-            <w:proofErr w:type="spellStart"/>
-            <w:r>
-              <w:rPr>
-                <w:sz w:val="18"/>
-                <w:lang w:val="es-CO"/>
-              </w:rPr>
-              <w:t>auto-cierre</w:t>
-            </w:r>
-            <w:proofErr w:type="spellEnd"/>
-            <w:r>
-              <w:rPr>
-                <w:sz w:val="18"/>
-                <w:lang w:val="es-CO"/>
-              </w:rPr>
-              <w:t>, Horario laboral, Días laborales, Reporte semanal</w:t>
+              <w:t>Verificar que se muestran los campos: Color primario, Método de autenticación, Días de auto-cierre, Horario laboral, Días laborales, Reporte semanal</w:t>
             </w:r>
           </w:p>
         </w:tc>
@@ -15234,23 +12574,7 @@
                 <w:color w:val="166534"/>
                 <w:sz w:val="18"/>
               </w:rPr>
-              <w:t xml:space="preserve">Campo </w:t>
-            </w:r>
-            <w:proofErr w:type="spellStart"/>
-            <w:r>
-              <w:rPr>
-                <w:color w:val="166534"/>
-                <w:sz w:val="18"/>
-              </w:rPr>
-              <w:t>actualizado</w:t>
-            </w:r>
-            <w:proofErr w:type="spellEnd"/>
-            <w:r>
-              <w:rPr>
-                <w:color w:val="166534"/>
-                <w:sz w:val="18"/>
-              </w:rPr>
-              <w:t xml:space="preserve"> a 30</w:t>
+              <w:t>Campo actualizado a 30</w:t>
             </w:r>
           </w:p>
         </w:tc>
@@ -15425,19 +12749,8 @@
                 <w:sz w:val="18"/>
                 <w:lang w:val="es-CO"/>
               </w:rPr>
-              <w:t xml:space="preserve">[ Pegar evidencia / captura de pantalla </w:t>
-            </w:r>
-            <w:proofErr w:type="gramStart"/>
-            <w:r>
-              <w:rPr>
-                <w:i/>
-                <w:color w:val="9CA3AF"/>
-                <w:sz w:val="18"/>
-                <w:lang w:val="es-CO"/>
-              </w:rPr>
-              <w:t>aquí ]</w:t>
-            </w:r>
-            <w:proofErr w:type="gramEnd"/>
+              <w:t>[ Pegar evidencia / captura de pantalla aquí ]</w:t>
+            </w:r>
           </w:p>
         </w:tc>
       </w:tr>
@@ -15618,17 +12931,8 @@
                 <w:sz w:val="18"/>
                 <w:lang w:val="es-CO"/>
               </w:rPr>
-              <w:t xml:space="preserve">Iniciar sesión como Supervisor y hacer clic en 'Reportes' en el </w:t>
-            </w:r>
-            <w:proofErr w:type="spellStart"/>
-            <w:r>
-              <w:rPr>
-                <w:sz w:val="18"/>
-                <w:lang w:val="es-CO"/>
-              </w:rPr>
-              <w:t>sidebar</w:t>
-            </w:r>
-            <w:proofErr w:type="spellEnd"/>
+              <w:t>Iniciar sesión como Supervisor y hacer clic en 'Reportes' en el sidebar</w:t>
+            </w:r>
           </w:p>
         </w:tc>
         <w:tc>
@@ -15708,25 +13012,7 @@
                 <w:sz w:val="18"/>
                 <w:lang w:val="es-CO"/>
               </w:rPr>
-              <w:t xml:space="preserve">Tabla visible con columnas: Solicitante, </w:t>
-            </w:r>
-            <w:proofErr w:type="gramStart"/>
-            <w:r>
-              <w:rPr>
-                <w:color w:val="166534"/>
-                <w:sz w:val="18"/>
-                <w:lang w:val="es-CO"/>
-              </w:rPr>
-              <w:t>Tickets</w:t>
-            </w:r>
-            <w:proofErr w:type="gramEnd"/>
-            <w:r>
-              <w:rPr>
-                <w:color w:val="166534"/>
-                <w:sz w:val="18"/>
-                <w:lang w:val="es-CO"/>
-              </w:rPr>
-              <w:t xml:space="preserve"> urgentes, % del total</w:t>
+              <w:t>Tabla visible con columnas: Solicitante, Tickets urgentes, % del total</w:t>
             </w:r>
           </w:p>
         </w:tc>
@@ -15765,33 +13051,8 @@
                 <w:sz w:val="18"/>
                 <w:lang w:val="es-CO"/>
               </w:rPr>
-              <w:t xml:space="preserve">Verificar que los datos son coherentes con los </w:t>
-            </w:r>
-            <w:proofErr w:type="gramStart"/>
-            <w:r>
-              <w:rPr>
-                <w:sz w:val="18"/>
-                <w:lang w:val="es-CO"/>
-              </w:rPr>
-              <w:t>tickets</w:t>
-            </w:r>
-            <w:proofErr w:type="gramEnd"/>
-            <w:r>
-              <w:rPr>
-                <w:sz w:val="18"/>
-                <w:lang w:val="es-CO"/>
-              </w:rPr>
-              <w:t xml:space="preserve"> de prueba del </w:t>
-            </w:r>
-            <w:proofErr w:type="spellStart"/>
-            <w:r>
-              <w:rPr>
-                <w:sz w:val="18"/>
-                <w:lang w:val="es-CO"/>
-              </w:rPr>
-              <w:t>seed</w:t>
-            </w:r>
-            <w:proofErr w:type="spellEnd"/>
+              <w:t>Verificar que los datos son coherentes con los tickets de prueba del seed</w:t>
+            </w:r>
           </w:p>
         </w:tc>
         <w:tc>
@@ -15811,25 +13072,7 @@
                 <w:sz w:val="18"/>
                 <w:lang w:val="es-CO"/>
               </w:rPr>
-              <w:t xml:space="preserve">Se muestran datos de los solicitantes con </w:t>
-            </w:r>
-            <w:proofErr w:type="gramStart"/>
-            <w:r>
-              <w:rPr>
-                <w:color w:val="166534"/>
-                <w:sz w:val="18"/>
-                <w:lang w:val="es-CO"/>
-              </w:rPr>
-              <w:t>tickets</w:t>
-            </w:r>
-            <w:proofErr w:type="gramEnd"/>
-            <w:r>
-              <w:rPr>
-                <w:color w:val="166534"/>
-                <w:sz w:val="18"/>
-                <w:lang w:val="es-CO"/>
-              </w:rPr>
-              <w:t xml:space="preserve"> urgentes</w:t>
+              <w:t>Se muestran datos de los solicitantes con tickets urgentes</w:t>
             </w:r>
           </w:p>
         </w:tc>
@@ -15884,19 +13127,8 @@
                 <w:sz w:val="18"/>
                 <w:lang w:val="es-CO"/>
               </w:rPr>
-              <w:t xml:space="preserve">[ Pegar evidencia / captura de pantalla </w:t>
-            </w:r>
-            <w:proofErr w:type="gramStart"/>
-            <w:r>
-              <w:rPr>
-                <w:i/>
-                <w:color w:val="9CA3AF"/>
-                <w:sz w:val="18"/>
-                <w:lang w:val="es-CO"/>
-              </w:rPr>
-              <w:t>aquí ]</w:t>
-            </w:r>
-            <w:proofErr w:type="gramEnd"/>
+              <w:t>[ Pegar evidencia / captura de pantalla aquí ]</w:t>
+            </w:r>
           </w:p>
         </w:tc>
       </w:tr>
@@ -16066,25 +13298,7 @@
                 <w:sz w:val="18"/>
                 <w:lang w:val="es-CO"/>
               </w:rPr>
-              <w:t xml:space="preserve">El </w:t>
-            </w:r>
-            <w:proofErr w:type="spellStart"/>
-            <w:r>
-              <w:rPr>
-                <w:color w:val="166534"/>
-                <w:sz w:val="18"/>
-                <w:lang w:val="es-CO"/>
-              </w:rPr>
-              <w:t>sidebar</w:t>
-            </w:r>
-            <w:proofErr w:type="spellEnd"/>
-            <w:r>
-              <w:rPr>
-                <w:color w:val="166534"/>
-                <w:sz w:val="18"/>
-                <w:lang w:val="es-CO"/>
-              </w:rPr>
-              <w:t xml:space="preserve"> NO muestra la opción 'Reportes'</w:t>
+              <w:t>El sidebar NO muestra la opción 'Reportes'</w:t>
             </w:r>
           </w:p>
         </w:tc>
@@ -16144,25 +13358,7 @@
                 <w:sz w:val="18"/>
                 <w:lang w:val="es-CO"/>
               </w:rPr>
-              <w:t xml:space="preserve">El sistema redirige a </w:t>
-            </w:r>
-            <w:proofErr w:type="spellStart"/>
-            <w:r>
-              <w:rPr>
-                <w:color w:val="166534"/>
-                <w:sz w:val="18"/>
-                <w:lang w:val="es-CO"/>
-              </w:rPr>
-              <w:t>login</w:t>
-            </w:r>
-            <w:proofErr w:type="spellEnd"/>
-            <w:r>
-              <w:rPr>
-                <w:color w:val="166534"/>
-                <w:sz w:val="18"/>
-                <w:lang w:val="es-CO"/>
-              </w:rPr>
-              <w:t xml:space="preserve"> o muestra acceso denegado</w:t>
+              <w:t>El sistema redirige a login o muestra acceso denegado</w:t>
             </w:r>
           </w:p>
         </w:tc>
@@ -16217,19 +13413,8 @@
                 <w:sz w:val="18"/>
                 <w:lang w:val="es-CO"/>
               </w:rPr>
-              <w:t xml:space="preserve">[ Pegar evidencia / captura de pantalla </w:t>
-            </w:r>
-            <w:proofErr w:type="gramStart"/>
-            <w:r>
-              <w:rPr>
-                <w:i/>
-                <w:color w:val="9CA3AF"/>
-                <w:sz w:val="18"/>
-                <w:lang w:val="es-CO"/>
-              </w:rPr>
-              <w:t>aquí ]</w:t>
-            </w:r>
-            <w:proofErr w:type="gramEnd"/>
+              <w:t>[ Pegar evidencia / captura de pantalla aquí ]</w:t>
+            </w:r>
           </w:p>
         </w:tc>
       </w:tr>
@@ -16287,17 +13472,8 @@
           <w:color w:val="1A2C4E"/>
           <w:lang w:val="es-CO"/>
         </w:rPr>
-        <w:t xml:space="preserve">13.1 Recibir notificación al asignar un </w:t>
+        <w:t>13.1 Recibir notificación al asignar un ticket</w:t>
       </w:r>
-      <w:proofErr w:type="gramStart"/>
-      <w:r>
-        <w:rPr>
-          <w:color w:val="1A2C4E"/>
-          <w:lang w:val="es-CO"/>
-        </w:rPr>
-        <w:t>ticket</w:t>
-      </w:r>
-      <w:proofErr w:type="gramEnd"/>
     </w:p>
     <w:p>
       <w:pPr>
@@ -16449,55 +13625,7 @@
                 <w:sz w:val="18"/>
                 <w:lang w:val="es-CO"/>
               </w:rPr>
-              <w:t xml:space="preserve">[Navegador B - </w:t>
-            </w:r>
-            <w:proofErr w:type="spellStart"/>
-            <w:r>
-              <w:rPr>
-                <w:sz w:val="18"/>
-                <w:lang w:val="es-CO"/>
-              </w:rPr>
-              <w:t>Admin</w:t>
-            </w:r>
-            <w:proofErr w:type="spellEnd"/>
-            <w:r>
-              <w:rPr>
-                <w:sz w:val="18"/>
-                <w:lang w:val="es-CO"/>
-              </w:rPr>
-              <w:t xml:space="preserve">] Ir a la lista de </w:t>
-            </w:r>
-            <w:proofErr w:type="gramStart"/>
-            <w:r>
-              <w:rPr>
-                <w:sz w:val="18"/>
-                <w:lang w:val="es-CO"/>
-              </w:rPr>
-              <w:t>tickets</w:t>
-            </w:r>
-            <w:proofErr w:type="gramEnd"/>
-            <w:r>
-              <w:rPr>
-                <w:sz w:val="18"/>
-                <w:lang w:val="es-CO"/>
-              </w:rPr>
-              <w:t xml:space="preserve"> y abrir cualquier </w:t>
-            </w:r>
-            <w:proofErr w:type="gramStart"/>
-            <w:r>
-              <w:rPr>
-                <w:sz w:val="18"/>
-                <w:lang w:val="es-CO"/>
-              </w:rPr>
-              <w:t>ticket</w:t>
-            </w:r>
-            <w:proofErr w:type="gramEnd"/>
-            <w:r>
-              <w:rPr>
-                <w:sz w:val="18"/>
-                <w:lang w:val="es-CO"/>
-              </w:rPr>
-              <w:t xml:space="preserve"> sin asignar</w:t>
+              <w:t>[Navegador B - Admin] Ir a la lista de tickets y abrir cualquier ticket sin asignar</w:t>
             </w:r>
           </w:p>
         </w:tc>
@@ -16507,21 +13635,12 @@
             <w:shd w:val="clear" w:color="auto" w:fill="FFFFFF"/>
           </w:tcPr>
           <w:p>
-            <w:proofErr w:type="spellStart"/>
             <w:r>
               <w:rPr>
                 <w:color w:val="166534"/>
                 <w:sz w:val="18"/>
               </w:rPr>
-              <w:t>Detalle</w:t>
-            </w:r>
-            <w:proofErr w:type="spellEnd"/>
-            <w:r>
-              <w:rPr>
-                <w:color w:val="166534"/>
-                <w:sz w:val="18"/>
-              </w:rPr>
-              <w:t xml:space="preserve"> del ticket visible</w:t>
+              <w:t>Detalle del ticket visible</w:t>
             </w:r>
           </w:p>
         </w:tc>
@@ -16560,39 +13679,7 @@
                 <w:sz w:val="18"/>
                 <w:lang w:val="es-CO"/>
               </w:rPr>
-              <w:t xml:space="preserve">[Navegador B - </w:t>
-            </w:r>
-            <w:proofErr w:type="spellStart"/>
-            <w:r>
-              <w:rPr>
-                <w:sz w:val="18"/>
-                <w:lang w:val="es-CO"/>
-              </w:rPr>
-              <w:t>Admin</w:t>
-            </w:r>
-            <w:proofErr w:type="spellEnd"/>
-            <w:r>
-              <w:rPr>
-                <w:sz w:val="18"/>
-                <w:lang w:val="es-CO"/>
-              </w:rPr>
-              <w:t xml:space="preserve">] Asignar el </w:t>
-            </w:r>
-            <w:proofErr w:type="gramStart"/>
-            <w:r>
-              <w:rPr>
-                <w:sz w:val="18"/>
-                <w:lang w:val="es-CO"/>
-              </w:rPr>
-              <w:t>ticket</w:t>
-            </w:r>
-            <w:proofErr w:type="gramEnd"/>
-            <w:r>
-              <w:rPr>
-                <w:sz w:val="18"/>
-                <w:lang w:val="es-CO"/>
-              </w:rPr>
-              <w:t xml:space="preserve"> al 'Agente TI' usando el botón de asignación</w:t>
+              <w:t>[Navegador B - Admin] Asignar el ticket al 'Agente TI' usando el botón de asignación</w:t>
             </w:r>
           </w:p>
         </w:tc>
@@ -16613,25 +13700,7 @@
                 <w:sz w:val="18"/>
                 <w:lang w:val="es-CO"/>
               </w:rPr>
-              <w:t xml:space="preserve">El </w:t>
-            </w:r>
-            <w:proofErr w:type="gramStart"/>
-            <w:r>
-              <w:rPr>
-                <w:color w:val="166534"/>
-                <w:sz w:val="18"/>
-                <w:lang w:val="es-CO"/>
-              </w:rPr>
-              <w:t>ticket</w:t>
-            </w:r>
-            <w:proofErr w:type="gramEnd"/>
-            <w:r>
-              <w:rPr>
-                <w:color w:val="166534"/>
-                <w:sz w:val="18"/>
-                <w:lang w:val="es-CO"/>
-              </w:rPr>
-              <w:t xml:space="preserve"> muestra 'Agente TI' como asignado</w:t>
+              <w:t>El ticket muestra 'Agente TI' como asignado</w:t>
             </w:r>
           </w:p>
         </w:tc>
@@ -16751,25 +13820,7 @@
                 <w:sz w:val="18"/>
                 <w:lang w:val="es-CO"/>
               </w:rPr>
-              <w:t xml:space="preserve">Se despliega lista de notificaciones con: 'Te asignaron el </w:t>
-            </w:r>
-            <w:proofErr w:type="gramStart"/>
-            <w:r>
-              <w:rPr>
-                <w:color w:val="166534"/>
-                <w:sz w:val="18"/>
-                <w:lang w:val="es-CO"/>
-              </w:rPr>
-              <w:t>ticket</w:t>
-            </w:r>
-            <w:proofErr w:type="gramEnd"/>
-            <w:r>
-              <w:rPr>
-                <w:color w:val="166534"/>
-                <w:sz w:val="18"/>
-                <w:lang w:val="es-CO"/>
-              </w:rPr>
-              <w:t xml:space="preserve"> #TK-XXXX'</w:t>
+              <w:t>Se despliega lista de notificaciones con: 'Te asignaron el ticket #TK-XXXX'</w:t>
             </w:r>
           </w:p>
         </w:tc>
@@ -16884,19 +13935,8 @@
                 <w:sz w:val="18"/>
                 <w:lang w:val="es-CO"/>
               </w:rPr>
-              <w:t xml:space="preserve">[ Pegar evidencia / captura de pantalla </w:t>
-            </w:r>
-            <w:proofErr w:type="gramStart"/>
-            <w:r>
-              <w:rPr>
-                <w:i/>
-                <w:color w:val="9CA3AF"/>
-                <w:sz w:val="18"/>
-                <w:lang w:val="es-CO"/>
-              </w:rPr>
-              <w:t>aquí ]</w:t>
-            </w:r>
-            <w:proofErr w:type="gramEnd"/>
+              <w:t>[ Pegar evidencia / captura de pantalla aquí ]</w:t>
+            </w:r>
           </w:p>
         </w:tc>
       </w:tr>
@@ -16953,23 +13993,7 @@
           <w:sz w:val="20"/>
           <w:lang w:val="es-CO"/>
         </w:rPr>
-        <w:t xml:space="preserve">Esta prueba simula el ciclo de vida completo de un </w:t>
-      </w:r>
-      <w:proofErr w:type="gramStart"/>
-      <w:r>
-        <w:rPr>
-          <w:sz w:val="20"/>
-          <w:lang w:val="es-CO"/>
-        </w:rPr>
-        <w:t>ticket</w:t>
-      </w:r>
-      <w:proofErr w:type="gramEnd"/>
-      <w:r>
-        <w:rPr>
-          <w:sz w:val="20"/>
-          <w:lang w:val="es-CO"/>
-        </w:rPr>
-        <w:t xml:space="preserve"> desde la creación hasta el cierre.</w:t>
+        <w:t>Esta prueba simula el ciclo de vida completo de un ticket desde la creación hasta el cierre.</w:t>
       </w:r>
     </w:p>
     <w:tbl>
@@ -17008,49 +14032,7 @@
               <w:rPr>
                 <w:sz w:val="19"/>
               </w:rPr>
-              <w:t xml:space="preserve">Usar </w:t>
-            </w:r>
-            <w:proofErr w:type="spellStart"/>
-            <w:r>
-              <w:rPr>
-                <w:sz w:val="19"/>
-              </w:rPr>
-              <w:t>ventanas</w:t>
-            </w:r>
-            <w:proofErr w:type="spellEnd"/>
-            <w:r>
-              <w:rPr>
-                <w:sz w:val="19"/>
-              </w:rPr>
-              <w:t xml:space="preserve"> </w:t>
-            </w:r>
-            <w:proofErr w:type="spellStart"/>
-            <w:r>
-              <w:rPr>
-                <w:sz w:val="19"/>
-              </w:rPr>
-              <w:t>privadas</w:t>
-            </w:r>
-            <w:proofErr w:type="spellEnd"/>
-            <w:r>
-              <w:rPr>
-                <w:sz w:val="19"/>
-              </w:rPr>
-              <w:t xml:space="preserve"> para </w:t>
-            </w:r>
-            <w:proofErr w:type="spellStart"/>
-            <w:r>
-              <w:rPr>
-                <w:sz w:val="19"/>
-              </w:rPr>
-              <w:t>cambiar</w:t>
-            </w:r>
-            <w:proofErr w:type="spellEnd"/>
-            <w:r>
-              <w:rPr>
-                <w:sz w:val="19"/>
-              </w:rPr>
-              <w:t xml:space="preserve"> de usuario fácilmente.</w:t>
+              <w:t>Usar ventanas privadas para cambiar de usuario fácilmente.</w:t>
             </w:r>
           </w:p>
         </w:tc>
@@ -17165,55 +14147,7 @@
                 <w:sz w:val="18"/>
                 <w:lang w:val="es-CO"/>
               </w:rPr>
-              <w:t xml:space="preserve">[Solicitante] Crear </w:t>
-            </w:r>
-            <w:proofErr w:type="gramStart"/>
-            <w:r>
-              <w:rPr>
-                <w:sz w:val="18"/>
-                <w:lang w:val="es-CO"/>
-              </w:rPr>
-              <w:t>ticket</w:t>
-            </w:r>
-            <w:proofErr w:type="gramEnd"/>
-            <w:r>
-              <w:rPr>
-                <w:sz w:val="18"/>
-                <w:lang w:val="es-CO"/>
-              </w:rPr>
-              <w:t>: 'Internet sin conexión en sala de reuniones 2</w:t>
-            </w:r>
-            <w:proofErr w:type="gramStart"/>
-            <w:r>
-              <w:rPr>
-                <w:sz w:val="18"/>
-                <w:lang w:val="es-CO"/>
-              </w:rPr>
-              <w:t>'  |</w:t>
-            </w:r>
-            <w:proofErr w:type="gramEnd"/>
-            <w:r>
-              <w:rPr>
-                <w:sz w:val="18"/>
-                <w:lang w:val="es-CO"/>
-              </w:rPr>
-              <w:t xml:space="preserve">  Prioridad: </w:t>
-            </w:r>
-            <w:proofErr w:type="gramStart"/>
-            <w:r>
-              <w:rPr>
-                <w:sz w:val="18"/>
-                <w:lang w:val="es-CO"/>
-              </w:rPr>
-              <w:t>Alta  |</w:t>
-            </w:r>
-            <w:proofErr w:type="gramEnd"/>
-            <w:r>
-              <w:rPr>
-                <w:sz w:val="18"/>
-                <w:lang w:val="es-CO"/>
-              </w:rPr>
-              <w:t xml:space="preserve">  Categoría: Hardware</w:t>
+              <w:t>[Solicitante] Crear ticket: 'Internet sin conexión en sala de reuniones 2'  |  Prioridad: Alta  |  Categoría: Hardware</w:t>
             </w:r>
           </w:p>
         </w:tc>
@@ -17228,23 +14162,13 @@
                 <w:lang w:val="es-CO"/>
               </w:rPr>
             </w:pPr>
-            <w:proofErr w:type="gramStart"/>
             <w:r>
               <w:rPr>
                 <w:color w:val="166534"/>
                 <w:sz w:val="18"/>
                 <w:lang w:val="es-CO"/>
               </w:rPr>
-              <w:t>Ticket</w:t>
-            </w:r>
-            <w:proofErr w:type="gramEnd"/>
-            <w:r>
-              <w:rPr>
-                <w:color w:val="166534"/>
-                <w:sz w:val="18"/>
-                <w:lang w:val="es-CO"/>
-              </w:rPr>
-              <w:t xml:space="preserve"> creado con número #TK-XXXX y estado 'Abierto'</w:t>
+              <w:t>Ticket creado con número #TK-XXXX y estado 'Abierto'</w:t>
             </w:r>
           </w:p>
         </w:tc>
@@ -17283,23 +14207,7 @@
                 <w:sz w:val="18"/>
                 <w:lang w:val="es-CO"/>
               </w:rPr>
-              <w:t xml:space="preserve">[Agente TI] Abrir el </w:t>
-            </w:r>
-            <w:proofErr w:type="gramStart"/>
-            <w:r>
-              <w:rPr>
-                <w:sz w:val="18"/>
-                <w:lang w:val="es-CO"/>
-              </w:rPr>
-              <w:t>ticket</w:t>
-            </w:r>
-            <w:proofErr w:type="gramEnd"/>
-            <w:r>
-              <w:rPr>
-                <w:sz w:val="18"/>
-                <w:lang w:val="es-CO"/>
-              </w:rPr>
-              <w:t xml:space="preserve"> y cambiar estado a 'En Proceso'</w:t>
+              <w:t>[Agente TI] Abrir el ticket y cambiar estado a 'En Proceso'</w:t>
             </w:r>
           </w:p>
         </w:tc>
@@ -17419,17 +14327,8 @@
                 <w:sz w:val="18"/>
                 <w:lang w:val="es-CO"/>
               </w:rPr>
-              <w:t xml:space="preserve">[Solicitante] Verificar que el comentario del agente es visible en el </w:t>
-            </w:r>
-            <w:proofErr w:type="gramStart"/>
-            <w:r>
-              <w:rPr>
-                <w:sz w:val="18"/>
-                <w:lang w:val="es-CO"/>
-              </w:rPr>
-              <w:t>ticket</w:t>
-            </w:r>
-            <w:proofErr w:type="gramEnd"/>
+              <w:t>[Solicitante] Verificar que el comentario del agente es visible en el ticket</w:t>
+            </w:r>
           </w:p>
         </w:tc>
         <w:tc>
@@ -17548,23 +14447,7 @@
                 <w:sz w:val="18"/>
                 <w:lang w:val="es-CO"/>
               </w:rPr>
-              <w:t xml:space="preserve">[Solicitante] Revisar el </w:t>
-            </w:r>
-            <w:proofErr w:type="gramStart"/>
-            <w:r>
-              <w:rPr>
-                <w:sz w:val="18"/>
-                <w:lang w:val="es-CO"/>
-              </w:rPr>
-              <w:t>ticket</w:t>
-            </w:r>
-            <w:proofErr w:type="gramEnd"/>
-            <w:r>
-              <w:rPr>
-                <w:sz w:val="18"/>
-                <w:lang w:val="es-CO"/>
-              </w:rPr>
-              <w:t xml:space="preserve"> y hacer clic en 'Reabrir' con motivo: 'La conexión falló de nuevo'</w:t>
+              <w:t>[Solicitante] Revisar el ticket y hacer clic en 'Reabrir' con motivo: 'La conexión falló de nuevo'</w:t>
             </w:r>
           </w:p>
         </w:tc>
@@ -17579,23 +14462,13 @@
                 <w:lang w:val="es-CO"/>
               </w:rPr>
             </w:pPr>
-            <w:proofErr w:type="gramStart"/>
             <w:r>
               <w:rPr>
                 <w:color w:val="166534"/>
                 <w:sz w:val="18"/>
                 <w:lang w:val="es-CO"/>
               </w:rPr>
-              <w:t>Ticket</w:t>
-            </w:r>
-            <w:proofErr w:type="gramEnd"/>
-            <w:r>
-              <w:rPr>
-                <w:color w:val="166534"/>
-                <w:sz w:val="18"/>
-                <w:lang w:val="es-CO"/>
-              </w:rPr>
-              <w:t xml:space="preserve"> vuelve a 'Abierto', historial registra la reapertura</w:t>
+              <w:t>Ticket vuelve a 'Abierto', historial registra la reapertura</w:t>
             </w:r>
           </w:p>
         </w:tc>
@@ -17634,23 +14507,7 @@
                 <w:sz w:val="18"/>
                 <w:lang w:val="es-CO"/>
               </w:rPr>
-              <w:t xml:space="preserve">[Agente TI] Volver a resolver el </w:t>
-            </w:r>
-            <w:proofErr w:type="gramStart"/>
-            <w:r>
-              <w:rPr>
-                <w:sz w:val="18"/>
-                <w:lang w:val="es-CO"/>
-              </w:rPr>
-              <w:t>ticket</w:t>
-            </w:r>
-            <w:proofErr w:type="gramEnd"/>
-            <w:r>
-              <w:rPr>
-                <w:sz w:val="18"/>
-                <w:lang w:val="es-CO"/>
-              </w:rPr>
-              <w:t xml:space="preserve"> y luego cerrarlo</w:t>
+              <w:t>[Agente TI] Volver a resolver el ticket y luego cerrarlo</w:t>
             </w:r>
           </w:p>
         </w:tc>
@@ -17665,39 +14522,7 @@
                 <w:color w:val="166534"/>
                 <w:sz w:val="18"/>
               </w:rPr>
-              <w:t xml:space="preserve">Ticket </w:t>
-            </w:r>
-            <w:proofErr w:type="spellStart"/>
-            <w:r>
-              <w:rPr>
-                <w:color w:val="166534"/>
-                <w:sz w:val="18"/>
-              </w:rPr>
-              <w:t>en</w:t>
-            </w:r>
-            <w:proofErr w:type="spellEnd"/>
-            <w:r>
-              <w:rPr>
-                <w:color w:val="166534"/>
-                <w:sz w:val="18"/>
-              </w:rPr>
-              <w:t xml:space="preserve"> </w:t>
-            </w:r>
-            <w:proofErr w:type="spellStart"/>
-            <w:r>
-              <w:rPr>
-                <w:color w:val="166534"/>
-                <w:sz w:val="18"/>
-              </w:rPr>
-              <w:t>estado</w:t>
-            </w:r>
-            <w:proofErr w:type="spellEnd"/>
-            <w:r>
-              <w:rPr>
-                <w:color w:val="166534"/>
-                <w:sz w:val="18"/>
-              </w:rPr>
-              <w:t xml:space="preserve"> 'Cerrado'</w:t>
+              <w:t>Ticket en estado 'Cerrado'</w:t>
             </w:r>
           </w:p>
         </w:tc>
@@ -17736,55 +14561,7 @@
                 <w:sz w:val="18"/>
                 <w:lang w:val="es-CO"/>
               </w:rPr>
-              <w:t>[</w:t>
-            </w:r>
-            <w:proofErr w:type="spellStart"/>
-            <w:r>
-              <w:rPr>
-                <w:sz w:val="18"/>
-                <w:lang w:val="es-CO"/>
-              </w:rPr>
-              <w:t>Admin</w:t>
-            </w:r>
-            <w:proofErr w:type="spellEnd"/>
-            <w:r>
-              <w:rPr>
-                <w:sz w:val="18"/>
-                <w:lang w:val="es-CO"/>
-              </w:rPr>
-              <w:t xml:space="preserve">] Verificar en el </w:t>
-            </w:r>
-            <w:proofErr w:type="spellStart"/>
-            <w:r>
-              <w:rPr>
-                <w:sz w:val="18"/>
-                <w:lang w:val="es-CO"/>
-              </w:rPr>
-              <w:t>Dashboard</w:t>
-            </w:r>
-            <w:proofErr w:type="spellEnd"/>
-            <w:r>
-              <w:rPr>
-                <w:sz w:val="18"/>
-                <w:lang w:val="es-CO"/>
-              </w:rPr>
-              <w:t xml:space="preserve"> que las estadísticas reflejan el </w:t>
-            </w:r>
-            <w:proofErr w:type="gramStart"/>
-            <w:r>
-              <w:rPr>
-                <w:sz w:val="18"/>
-                <w:lang w:val="es-CO"/>
-              </w:rPr>
-              <w:t>ticket</w:t>
-            </w:r>
-            <w:proofErr w:type="gramEnd"/>
-            <w:r>
-              <w:rPr>
-                <w:sz w:val="18"/>
-                <w:lang w:val="es-CO"/>
-              </w:rPr>
-              <w:t xml:space="preserve"> cerrado</w:t>
+              <w:t>[Admin] Verificar en el Dashboard que las estadísticas reflejan el ticket cerrado</w:t>
             </w:r>
           </w:p>
         </w:tc>
@@ -17805,25 +14582,7 @@
                 <w:sz w:val="18"/>
                 <w:lang w:val="es-CO"/>
               </w:rPr>
-              <w:t xml:space="preserve">Las tarjetas y gráficas del </w:t>
-            </w:r>
-            <w:proofErr w:type="spellStart"/>
-            <w:r>
-              <w:rPr>
-                <w:color w:val="166534"/>
-                <w:sz w:val="18"/>
-                <w:lang w:val="es-CO"/>
-              </w:rPr>
-              <w:t>dashboard</w:t>
-            </w:r>
-            <w:proofErr w:type="spellEnd"/>
-            <w:r>
-              <w:rPr>
-                <w:color w:val="166534"/>
-                <w:sz w:val="18"/>
-                <w:lang w:val="es-CO"/>
-              </w:rPr>
-              <w:t xml:space="preserve"> muestran datos actualizados</w:t>
+              <w:t>Las tarjetas y gráficas del dashboard muestran datos actualizados</w:t>
             </w:r>
           </w:p>
         </w:tc>
@@ -17878,19 +14637,8 @@
                 <w:sz w:val="18"/>
                 <w:lang w:val="es-CO"/>
               </w:rPr>
-              <w:t xml:space="preserve">[ Pegar evidencia / captura de pantalla </w:t>
-            </w:r>
-            <w:proofErr w:type="gramStart"/>
-            <w:r>
-              <w:rPr>
-                <w:i/>
-                <w:color w:val="9CA3AF"/>
-                <w:sz w:val="18"/>
-                <w:lang w:val="es-CO"/>
-              </w:rPr>
-              <w:t>aquí ]</w:t>
-            </w:r>
-            <w:proofErr w:type="gramEnd"/>
+              <w:t>[ Pegar evidencia / captura de pantalla aquí ]</w:t>
+            </w:r>
           </w:p>
         </w:tc>
       </w:tr>
@@ -17973,7 +14721,6 @@
             <w:pPr>
               <w:jc w:val="center"/>
             </w:pPr>
-            <w:proofErr w:type="spellStart"/>
             <w:r>
               <w:rPr>
                 <w:b/>
@@ -17982,7 +14729,6 @@
               </w:rPr>
               <w:t>Sección</w:t>
             </w:r>
-            <w:proofErr w:type="spellEnd"/>
           </w:p>
         </w:tc>
         <w:tc>
@@ -18483,17 +15229,8 @@
                 <w:sz w:val="17"/>
                 <w:lang w:val="es-CO"/>
               </w:rPr>
-              <w:t xml:space="preserve">Lista y filtros de </w:t>
-            </w:r>
-            <w:proofErr w:type="gramStart"/>
-            <w:r>
-              <w:rPr>
-                <w:sz w:val="17"/>
-                <w:lang w:val="es-CO"/>
-              </w:rPr>
-              <w:t>tickets</w:t>
-            </w:r>
-            <w:proofErr w:type="gramEnd"/>
+              <w:t>Lista y filtros de tickets</w:t>
+            </w:r>
           </w:p>
         </w:tc>
         <w:tc>
@@ -19578,21 +16315,12 @@
           <w:lang w:val="es-CO"/>
         </w:rPr>
       </w:pPr>
-      <w:proofErr w:type="gramStart"/>
       <w:r>
         <w:rPr>
           <w:sz w:val="20"/>
           <w:lang w:val="es-CO"/>
         </w:rPr>
-        <w:t>✔  Prueba</w:t>
-      </w:r>
-      <w:proofErr w:type="gramEnd"/>
-      <w:r>
-        <w:rPr>
-          <w:sz w:val="20"/>
-          <w:lang w:val="es-CO"/>
-        </w:rPr>
-        <w:t xml:space="preserve"> exitosa — el comportamiento es el esperado</w:t>
+        <w:t>✔  Prueba exitosa — el comportamiento es el esperado</w:t>
       </w:r>
     </w:p>
     <w:p>
@@ -19624,23 +16352,7 @@
           <w:sz w:val="20"/>
           <w:lang w:val="es-CO"/>
         </w:rPr>
-        <w:t>N/</w:t>
-      </w:r>
-      <w:proofErr w:type="gramStart"/>
-      <w:r>
-        <w:rPr>
-          <w:sz w:val="20"/>
-          <w:lang w:val="es-CO"/>
-        </w:rPr>
-        <w:t>A  No</w:t>
-      </w:r>
-      <w:proofErr w:type="gramEnd"/>
-      <w:r>
-        <w:rPr>
-          <w:sz w:val="20"/>
-          <w:lang w:val="es-CO"/>
-        </w:rPr>
-        <w:t xml:space="preserve"> aplica en el entorno de pruebas actual</w:t>
+        <w:t>N/A  No aplica en el entorno de pruebas actual</w:t>
       </w:r>
     </w:p>
     <w:p>
@@ -19801,21 +16513,12 @@
                 <w:lang w:val="es-CO"/>
               </w:rPr>
             </w:pPr>
-            <w:proofErr w:type="spellStart"/>
-            <w:r>
-              <w:rPr>
-                <w:sz w:val="18"/>
-                <w:lang w:val="es-CO"/>
-              </w:rPr>
-              <w:t>Frontend</w:t>
-            </w:r>
-            <w:proofErr w:type="spellEnd"/>
-            <w:r>
-              <w:rPr>
-                <w:sz w:val="18"/>
-                <w:lang w:val="es-CO"/>
-              </w:rPr>
-              <w:t xml:space="preserve"> — página principal de pruebas</w:t>
+            <w:r>
+              <w:rPr>
+                <w:sz w:val="18"/>
+                <w:lang w:val="es-CO"/>
+              </w:rPr>
+              <w:t>Frontend — página principal de pruebas</w:t>
             </w:r>
           </w:p>
         </w:tc>
@@ -19877,19 +16580,11 @@
             <w:shd w:val="clear" w:color="auto" w:fill="FFFFFF"/>
           </w:tcPr>
           <w:p>
-            <w:proofErr w:type="spellStart"/>
-            <w:r>
-              <w:rPr>
-                <w:sz w:val="18"/>
-              </w:rPr>
-              <w:t>Mailhog</w:t>
-            </w:r>
-            <w:proofErr w:type="spellEnd"/>
-            <w:r>
-              <w:rPr>
-                <w:sz w:val="18"/>
-              </w:rPr>
-              <w:t xml:space="preserve"> (emails)</w:t>
+            <w:r>
+              <w:rPr>
+                <w:sz w:val="18"/>
+              </w:rPr>
+              <w:t>Mailhog (emails)</w:t>
             </w:r>
           </w:p>
         </w:tc>
@@ -19973,32 +16668,7 @@
                 <w:sz w:val="18"/>
                 <w:lang w:val="es-CO"/>
               </w:rPr>
-              <w:t>Base de datos (</w:t>
-            </w:r>
-            <w:proofErr w:type="spellStart"/>
-            <w:proofErr w:type="gramStart"/>
-            <w:r>
-              <w:rPr>
-                <w:sz w:val="18"/>
-                <w:lang w:val="es-CO"/>
-              </w:rPr>
-              <w:t>tickets</w:t>
-            </w:r>
-            <w:proofErr w:type="gramEnd"/>
-            <w:r>
-              <w:rPr>
-                <w:sz w:val="18"/>
-                <w:lang w:val="es-CO"/>
-              </w:rPr>
-              <w:t>_db</w:t>
-            </w:r>
-            <w:proofErr w:type="spellEnd"/>
-            <w:r>
-              <w:rPr>
-                <w:sz w:val="18"/>
-                <w:lang w:val="es-CO"/>
-              </w:rPr>
-              <w:t>)</w:t>
+              <w:t>Base de datos (tickets_db)</w:t>
             </w:r>
           </w:p>
         </w:tc>
@@ -20074,23 +16744,7 @@
           <w:color w:val="1A2C4E"/>
           <w:lang w:val="es-CO"/>
         </w:rPr>
-        <w:t>Datos de prueba disponibles (</w:t>
-      </w:r>
-      <w:proofErr w:type="spellStart"/>
-      <w:r>
-        <w:rPr>
-          <w:color w:val="1A2C4E"/>
-          <w:lang w:val="es-CO"/>
-        </w:rPr>
-        <w:t>seed</w:t>
-      </w:r>
-      <w:proofErr w:type="spellEnd"/>
-      <w:r>
-        <w:rPr>
-          <w:color w:val="1A2C4E"/>
-          <w:lang w:val="es-CO"/>
-        </w:rPr>
-        <w:t>)</w:t>
+        <w:t>Datos de prueba disponibles (seed)</w:t>
       </w:r>
     </w:p>
     <w:tbl>
@@ -20126,39 +16780,7 @@
                 <w:sz w:val="19"/>
                 <w:lang w:val="es-CO"/>
               </w:rPr>
-              <w:t xml:space="preserve">El sistema fue inicializado con 20 </w:t>
-            </w:r>
-            <w:proofErr w:type="gramStart"/>
-            <w:r>
-              <w:rPr>
-                <w:sz w:val="19"/>
-                <w:lang w:val="es-CO"/>
-              </w:rPr>
-              <w:t>tickets</w:t>
-            </w:r>
-            <w:proofErr w:type="gramEnd"/>
-            <w:r>
-              <w:rPr>
-                <w:sz w:val="19"/>
-                <w:lang w:val="es-CO"/>
-              </w:rPr>
-              <w:t xml:space="preserve"> de prueba distribuidos entre diferentes estados, prioridades, áreas y categorías. Estos sirven como base para las pruebas de </w:t>
-            </w:r>
-            <w:proofErr w:type="spellStart"/>
-            <w:r>
-              <w:rPr>
-                <w:sz w:val="19"/>
-                <w:lang w:val="es-CO"/>
-              </w:rPr>
-              <w:t>Dashboard</w:t>
-            </w:r>
-            <w:proofErr w:type="spellEnd"/>
-            <w:r>
-              <w:rPr>
-                <w:sz w:val="19"/>
-                <w:lang w:val="es-CO"/>
-              </w:rPr>
-              <w:t xml:space="preserve"> y Reportes.</w:t>
+              <w:t>El sistema fue inicializado con 20 tickets de prueba distribuidos entre diferentes estados, prioridades, áreas y categorías. Estos sirven como base para las pruebas de Dashboard y Reportes.</w:t>
             </w:r>
           </w:p>
         </w:tc>
@@ -20177,56 +16799,12 @@
         <w:pStyle w:val="Ttulo2"/>
         <w:spacing w:before="240" w:after="80"/>
       </w:pPr>
-      <w:proofErr w:type="spellStart"/>
       <w:r>
         <w:rPr>
           <w:color w:val="1A2C4E"/>
         </w:rPr>
-        <w:t>Verificar</w:t>
+        <w:t>Verificar correos en Mailhog</w:t>
       </w:r>
-      <w:proofErr w:type="spellEnd"/>
-      <w:r>
-        <w:rPr>
-          <w:color w:val="1A2C4E"/>
-        </w:rPr>
-        <w:t xml:space="preserve"> </w:t>
-      </w:r>
-      <w:proofErr w:type="spellStart"/>
-      <w:r>
-        <w:rPr>
-          <w:color w:val="1A2C4E"/>
-        </w:rPr>
-        <w:t>correos</w:t>
-      </w:r>
-      <w:proofErr w:type="spellEnd"/>
-      <w:r>
-        <w:rPr>
-          <w:color w:val="1A2C4E"/>
-        </w:rPr>
-        <w:t xml:space="preserve"> </w:t>
-      </w:r>
-      <w:proofErr w:type="spellStart"/>
-      <w:r>
-        <w:rPr>
-          <w:color w:val="1A2C4E"/>
-        </w:rPr>
-        <w:t>en</w:t>
-      </w:r>
-      <w:proofErr w:type="spellEnd"/>
-      <w:r>
-        <w:rPr>
-          <w:color w:val="1A2C4E"/>
-        </w:rPr>
-        <w:t xml:space="preserve"> </w:t>
-      </w:r>
-      <w:proofErr w:type="spellStart"/>
-      <w:r>
-        <w:rPr>
-          <w:color w:val="1A2C4E"/>
-        </w:rPr>
-        <w:t>Mailhog</w:t>
-      </w:r>
-      <w:proofErr w:type="spellEnd"/>
     </w:p>
     <w:tbl>
       <w:tblPr>
@@ -20353,25 +16931,7 @@
                 <w:sz w:val="18"/>
                 <w:lang w:val="es-CO"/>
               </w:rPr>
-              <w:t xml:space="preserve">Se muestra la bandeja de </w:t>
-            </w:r>
-            <w:proofErr w:type="spellStart"/>
-            <w:r>
-              <w:rPr>
-                <w:color w:val="166534"/>
-                <w:sz w:val="18"/>
-                <w:lang w:val="es-CO"/>
-              </w:rPr>
-              <w:t>Mailhog</w:t>
-            </w:r>
-            <w:proofErr w:type="spellEnd"/>
-            <w:r>
-              <w:rPr>
-                <w:color w:val="166534"/>
-                <w:sz w:val="18"/>
-                <w:lang w:val="es-CO"/>
-              </w:rPr>
-              <w:t xml:space="preserve"> con los correos enviados por el sistema</w:t>
+              <w:t>Se muestra la bandeja de Mailhog con los correos enviados por el sistema</w:t>
             </w:r>
           </w:p>
         </w:tc>
@@ -20410,23 +16970,7 @@
                 <w:sz w:val="18"/>
                 <w:lang w:val="es-CO"/>
               </w:rPr>
-              <w:t xml:space="preserve">Crear un </w:t>
-            </w:r>
-            <w:proofErr w:type="gramStart"/>
-            <w:r>
-              <w:rPr>
-                <w:sz w:val="18"/>
-                <w:lang w:val="es-CO"/>
-              </w:rPr>
-              <w:t>ticket</w:t>
-            </w:r>
-            <w:proofErr w:type="gramEnd"/>
-            <w:r>
-              <w:rPr>
-                <w:sz w:val="18"/>
-                <w:lang w:val="es-CO"/>
-              </w:rPr>
-              <w:t xml:space="preserve"> o asignarlo para generar un correo</w:t>
+              <w:t>Crear un ticket o asignarlo para generar un correo</w:t>
             </w:r>
           </w:p>
         </w:tc>
@@ -20447,25 +16991,7 @@
                 <w:sz w:val="18"/>
                 <w:lang w:val="es-CO"/>
               </w:rPr>
-              <w:t xml:space="preserve">El correo de notificación aparece en </w:t>
-            </w:r>
-            <w:proofErr w:type="spellStart"/>
-            <w:r>
-              <w:rPr>
-                <w:color w:val="166534"/>
-                <w:sz w:val="18"/>
-                <w:lang w:val="es-CO"/>
-              </w:rPr>
-              <w:t>Mailhog</w:t>
-            </w:r>
-            <w:proofErr w:type="spellEnd"/>
-            <w:r>
-              <w:rPr>
-                <w:color w:val="166534"/>
-                <w:sz w:val="18"/>
-                <w:lang w:val="es-CO"/>
-              </w:rPr>
-              <w:t xml:space="preserve"> con el diseño HTML del sistema</w:t>
+              <w:t>El correo de notificación aparece en Mailhog con el diseño HTML del sistema</w:t>
             </w:r>
           </w:p>
         </w:tc>
